--- a/ActivationFunction.docx
+++ b/ActivationFunction.docx
@@ -25,16 +25,16 @@
         <mc:AlternateContent>
           <mc:Choice Requires="wps">
             <w:drawing>
-              <wp:anchor distT="0" distB="0" distL="114300" distR="114300" simplePos="0" relativeHeight="251659264" behindDoc="0" locked="0" layoutInCell="1" allowOverlap="1" wp14:anchorId="37319005" wp14:editId="0E044784">
+              <wp:anchor distT="0" distB="0" distL="114300" distR="114300" simplePos="0" relativeHeight="251659264" behindDoc="0" locked="0" layoutInCell="1" allowOverlap="1" wp14:anchorId="37319005" wp14:editId="752B164F">
                 <wp:simplePos x="0" y="0"/>
                 <wp:positionH relativeFrom="column">
-                  <wp:posOffset>4422978</wp:posOffset>
+                  <wp:posOffset>4422529</wp:posOffset>
                 </wp:positionH>
                 <wp:positionV relativeFrom="paragraph">
-                  <wp:posOffset>267945</wp:posOffset>
+                  <wp:posOffset>112272</wp:posOffset>
                 </wp:positionV>
-                <wp:extent cx="2267712" cy="1400860"/>
-                <wp:effectExtent l="0" t="0" r="18415" b="27940"/>
+                <wp:extent cx="2267712" cy="1557176"/>
+                <wp:effectExtent l="0" t="0" r="18415" b="24130"/>
                 <wp:wrapNone/>
                 <wp:docPr id="644183145" name="Text Box 3"/>
                 <wp:cNvGraphicFramePr/>
@@ -45,7 +45,7 @@
                       <wps:spPr>
                         <a:xfrm>
                           <a:off x="0" y="0"/>
-                          <a:ext cx="2267712" cy="1400860"/>
+                          <a:ext cx="2267712" cy="1557176"/>
                         </a:xfrm>
                         <a:prstGeom prst="rect">
                           <a:avLst/>
@@ -116,6 +116,57 @@
                                   <w:rFonts w:ascii="Cambria Math"/>
                                 </w:rPr>
                                 <m:t>y = x</m:t>
+                              </m:r>
+                            </m:oMath>
+                            <w:r>
+                              <w:rPr>
+                                <w:rFonts w:eastAsiaTheme="minorEastAsia"/>
+                              </w:rPr>
+                              <w:t xml:space="preserve">    </w:t>
+                            </w:r>
+                            <w:r>
+                              <w:rPr>
+                                <w:rFonts w:eastAsiaTheme="minorEastAsia"/>
+                              </w:rPr>
+                              <w:sym w:font="Wingdings" w:char="F0E8"/>
+                            </w:r>
+                            <w:r>
+                              <w:rPr>
+                                <w:rFonts w:eastAsiaTheme="minorEastAsia"/>
+                              </w:rPr>
+                              <w:t xml:space="preserve"> </w:t>
+                            </w:r>
+                            <m:oMath>
+                              <m:f>
+                                <m:fPr>
+                                  <m:ctrlPr>
+                                    <w:rPr>
+                                      <w:rFonts w:ascii="Cambria Math" w:eastAsiaTheme="minorEastAsia" w:hAnsi="Cambria Math"/>
+                                    </w:rPr>
+                                  </m:ctrlPr>
+                                </m:fPr>
+                                <m:num>
+                                  <m:r>
+                                    <w:rPr>
+                                      <w:rFonts w:ascii="Cambria Math" w:eastAsiaTheme="minorEastAsia" w:hAnsi="Cambria Math"/>
+                                    </w:rPr>
+                                    <m:t>dy</m:t>
+                                  </m:r>
+                                </m:num>
+                                <m:den>
+                                  <m:r>
+                                    <w:rPr>
+                                      <w:rFonts w:ascii="Cambria Math" w:eastAsiaTheme="minorEastAsia" w:hAnsi="Cambria Math"/>
+                                    </w:rPr>
+                                    <m:t>dx</m:t>
+                                  </m:r>
+                                </m:den>
+                              </m:f>
+                              <m:r>
+                                <w:rPr>
+                                  <w:rFonts w:ascii="Cambria Math" w:eastAsiaTheme="minorEastAsia" w:hAnsi="Cambria Math"/>
+                                </w:rPr>
+                                <m:t>=1</m:t>
                               </m:r>
                             </m:oMath>
                           </w:p>
@@ -178,7 +229,7 @@
                 <v:stroke joinstyle="miter"/>
                 <v:path gradientshapeok="t" o:connecttype="rect"/>
               </v:shapetype>
-              <v:shape id="Text Box 3" o:spid="_x0000_s1026" type="#_x0000_t202" style="position:absolute;left:0;text-align:left;margin-left:348.25pt;margin-top:21.1pt;width:178.55pt;height:110.3pt;z-index:251659264;visibility:visible;mso-wrap-style:square;mso-width-percent:0;mso-height-percent:0;mso-wrap-distance-left:9pt;mso-wrap-distance-top:0;mso-wrap-distance-right:9pt;mso-wrap-distance-bottom:0;mso-position-horizontal:absolute;mso-position-horizontal-relative:text;mso-position-vertical:absolute;mso-position-vertical-relative:text;mso-width-percent:0;mso-height-percent:0;mso-width-relative:margin;mso-height-relative:margin;v-text-anchor:top" o:gfxdata="UEsDBBQABgAIAAAAIQC2gziS/gAAAOEBAAATAAAAW0NvbnRlbnRfVHlwZXNdLnhtbJSRQU7DMBBF&#10;90jcwfIWJU67QAgl6YK0S0CoHGBkTxKLZGx5TGhvj5O2G0SRWNoz/78nu9wcxkFMGNg6quQqL6RA&#10;0s5Y6ir5vt9lD1JwBDIwOMJKHpHlpr69KfdHjyxSmriSfYz+USnWPY7AufNIadK6MEJMx9ApD/oD&#10;OlTrorhX2lFEilmcO2RdNtjC5xDF9pCuTyYBB5bi6bQ4syoJ3g9WQ0ymaiLzg5KdCXlKLjvcW893&#10;SUOqXwnz5DrgnHtJTxOsQfEKIT7DmDSUCaxw7Rqn8787ZsmRM9e2VmPeBN4uqYvTtW7jvijg9N/y&#10;JsXecLq0q+WD6m8AAAD//wMAUEsDBBQABgAIAAAAIQA4/SH/1gAAAJQBAAALAAAAX3JlbHMvLnJl&#10;bHOkkMFqwzAMhu+DvYPRfXGawxijTi+j0GvpHsDYimMaW0Yy2fr2M4PBMnrbUb/Q94l/f/hMi1qR&#10;JVI2sOt6UJgd+ZiDgffL8ekFlFSbvV0oo4EbChzGx4f9GRdb25HMsYhqlCwG5lrLq9biZkxWOiqY&#10;22YiTra2kYMu1l1tQD30/bPm3wwYN0x18gb45AdQl1tp5j/sFB2T0FQ7R0nTNEV3j6o9feQzro1i&#10;OWA14Fm+Q8a1a8+Bvu/d/dMb2JY5uiPbhG/ktn4cqGU/er3pcvwCAAD//wMAUEsDBBQABgAIAAAA&#10;IQAzJUjTOAIAAH0EAAAOAAAAZHJzL2Uyb0RvYy54bWysVEtv2zAMvg/YfxB0X/xYmrZBnCJLkWFA&#10;0BZIh54VWYqNyaImKbGzXz9KcV7dTsMuMilSH8mPpCcPXaPITlhXgy5oNkgpEZpDWetNQb+/Lj7d&#10;UeI80yVToEVB98LRh+nHD5PWjEUOFahSWIIg2o1bU9DKezNOEscr0TA3ACM0GiXYhnlU7SYpLWsR&#10;vVFJnqajpAVbGgtcOIe3jwcjnUZ8KQX3z1I64YkqKObm42njuQ5nMp2w8cYyU9W8T4P9QxYNqzUG&#10;PUE9Ms/I1tZ/QDU1t+BA+gGHJgEpay5iDVhNlr6rZlUxI2ItSI4zJ5rc/4PlT7uVebHEd1+gwwYG&#10;Qlrjxg4vQz2dtE34YqYE7Ujh/kSb6DzheJnno9vbLKeEoy0bpundKBKbnJ8b6/xXAQ0JQkEt9iXS&#10;xXZL5zEkuh5dQjQHqi4XtVJRCbMg5sqSHcMuKh+TxBdXXkqTtqCjzzdpBL6yBejT+7Vi/Eco8xoB&#10;NaXx8lx8kHy37npG1lDukSgLhxlyhi9qxF0y51+YxaFBbnAR/DMeUgEmA71ESQX219/ugz/2Eq2U&#10;tDiEBXU/t8wKStQ3jV2+z4bDMLVRGd7c5qjYS8v60qK3zRyQoQxXzvAoBn+vjqK00LzhvsxCVDQx&#10;zTF2Qf1RnPvDauC+cTGbRSecU8P8Uq8MD9ChI4HP1+6NWdP30+MoPMFxXNn4XVsPvuGlhtnWg6xj&#10;zwPBB1Z73nHGY1v6fQxLdKlHr/NfY/obAAD//wMAUEsDBBQABgAIAAAAIQDI0Ptv3gAAAAsBAAAP&#10;AAAAZHJzL2Rvd25yZXYueG1sTI/BTsMwEETvSPyDtUjcqINprTRkUwFquXCiIM5u7NoWsR3Zbhr+&#10;HvcEx9U8zbxtN7MbyKRissEj3C8qIMr3QVqvET4/dnc1kJSFl2IIXiH8qASb7vqqFY0MZ/+upn3W&#10;pJT41AgEk/PYUJp6o5xIizAqX7JjiE7kckZNZRTnUu4GyqqKUyesLwtGjOrFqP57f3II22e91n0t&#10;otnW0tpp/jq+6VfE25v56RFIVnP+g+GiX9ShK06HcPIykQGBr/mqoAhLxoBcgGr1wIEcEBhnNdCu&#10;pf9/6H4BAAD//wMAUEsBAi0AFAAGAAgAAAAhALaDOJL+AAAA4QEAABMAAAAAAAAAAAAAAAAAAAAA&#10;AFtDb250ZW50X1R5cGVzXS54bWxQSwECLQAUAAYACAAAACEAOP0h/9YAAACUAQAACwAAAAAAAAAA&#10;AAAAAAAvAQAAX3JlbHMvLnJlbHNQSwECLQAUAAYACAAAACEAMyVI0zgCAAB9BAAADgAAAAAAAAAA&#10;AAAAAAAuAgAAZHJzL2Uyb0RvYy54bWxQSwECLQAUAAYACAAAACEAyND7b94AAAALAQAADwAAAAAA&#10;AAAAAAAAAACSBAAAZHJzL2Rvd25yZXYueG1sUEsFBgAAAAAEAAQA8wAAAJ0FAAAAAA==&#10;" fillcolor="white [3201]" strokeweight=".5pt">
+              <v:shape id="Text Box 3" o:spid="_x0000_s1026" type="#_x0000_t202" style="position:absolute;left:0;text-align:left;margin-left:348.25pt;margin-top:8.85pt;width:178.55pt;height:122.6pt;z-index:251659264;visibility:visible;mso-wrap-style:square;mso-width-percent:0;mso-height-percent:0;mso-wrap-distance-left:9pt;mso-wrap-distance-top:0;mso-wrap-distance-right:9pt;mso-wrap-distance-bottom:0;mso-position-horizontal:absolute;mso-position-horizontal-relative:text;mso-position-vertical:absolute;mso-position-vertical-relative:text;mso-width-percent:0;mso-height-percent:0;mso-width-relative:margin;mso-height-relative:margin;v-text-anchor:top" o:gfxdata="UEsDBBQABgAIAAAAIQC2gziS/gAAAOEBAAATAAAAW0NvbnRlbnRfVHlwZXNdLnhtbJSRQU7DMBBF&#10;90jcwfIWJU67QAgl6YK0S0CoHGBkTxKLZGx5TGhvj5O2G0SRWNoz/78nu9wcxkFMGNg6quQqL6RA&#10;0s5Y6ir5vt9lD1JwBDIwOMJKHpHlpr69KfdHjyxSmriSfYz+USnWPY7AufNIadK6MEJMx9ApD/oD&#10;OlTrorhX2lFEilmcO2RdNtjC5xDF9pCuTyYBB5bi6bQ4syoJ3g9WQ0ymaiLzg5KdCXlKLjvcW893&#10;SUOqXwnz5DrgnHtJTxOsQfEKIT7DmDSUCaxw7Rqn8787ZsmRM9e2VmPeBN4uqYvTtW7jvijg9N/y&#10;JsXecLq0q+WD6m8AAAD//wMAUEsDBBQABgAIAAAAIQA4/SH/1gAAAJQBAAALAAAAX3JlbHMvLnJl&#10;bHOkkMFqwzAMhu+DvYPRfXGawxijTi+j0GvpHsDYimMaW0Yy2fr2M4PBMnrbUb/Q94l/f/hMi1qR&#10;JVI2sOt6UJgd+ZiDgffL8ekFlFSbvV0oo4EbChzGx4f9GRdb25HMsYhqlCwG5lrLq9biZkxWOiqY&#10;22YiTra2kYMu1l1tQD30/bPm3wwYN0x18gb45AdQl1tp5j/sFB2T0FQ7R0nTNEV3j6o9feQzro1i&#10;OWA14Fm+Q8a1a8+Bvu/d/dMb2JY5uiPbhG/ktn4cqGU/er3pcvwCAAD//wMAUEsDBBQABgAIAAAA&#10;IQDKrCssOQIAAH0EAAAOAAAAZHJzL2Uyb0RvYy54bWysVE2P2yAQvVfqf0DcG8duPtoozirNKlWl&#10;aHelbLVngiG2ihkKJHb66ztg52O3PVW94IEZHjNv3nh+19aKHIV1FeicpoMhJUJzKCq9z+n35/WH&#10;T5Q4z3TBFGiR05Nw9G7x/t28MTORQQmqEJYgiHazxuS09N7MksTxUtTMDcAIjU4JtmYet3afFJY1&#10;iF6rJBsOJ0kDtjAWuHAOT+87J11EfCkF949SOuGJyinm5uNq47oLa7KYs9neMlNWvE+D/UMWNas0&#10;PnqBumeekYOt/oCqK27BgfQDDnUCUlZcxBqwmnT4ppptyYyItSA5zlxocv8Plj8ct+bJEt9+gRYb&#10;GAhpjJs5PAz1tNLW4YuZEvQjhacLbaL1hONhlk2m0zSjhKMvHY+n6XQScJLrdWOd/yqgJsHIqcW+&#10;RLrYceN8F3oOCa85UFWxrpSKm6AFsVKWHBl2UfmYJIK/ilKaNDmdfBwPI/ArX4C+3N8pxn/06d1E&#10;IZ7SmPO1+GD5dtf2jOygOCFRFjoNOcPXFeJumPNPzKJokBscBP+Ii1SAyUBvUVKC/fW38xCPvUQv&#10;JQ2KMKfu54FZQYn6prHLn9PRKKg2bkbjaYYbe+vZ3Xr0oV4BMpTiyBkezRDv1dmUFuoXnJdleBVd&#10;THN8O6f+bK58Nxo4b1wslzEIdWqY3+it4QE6dCTw+dy+MGv6fnqUwgOc5cpmb9raxYabGpYHD7KK&#10;PQ8Ed6z2vKPGo2r6eQxDdLuPUde/xuI3AAAA//8DAFBLAwQUAAYACAAAACEA7aI4vt4AAAALAQAA&#10;DwAAAGRycy9kb3ducmV2LnhtbEyPwU7DMBBE70j8g7VI3KhDUN0kjVMBKlw4URBnN3Ztq/E6st00&#10;/D3uiR5X8zTztt3MbiCTCtF65PC4KIAo7L20qDl8f709VEBiEijF4FFx+FURNt3tTSsa6c/4qaZd&#10;0iSXYGwEB5PS2FAae6OciAs/KszZwQcnUj6DpjKIcy53Ay2LglEnLOYFI0b1alR/3J0ch+2LrnVf&#10;iWC2lbR2mn8OH/qd8/u7+XkNJKk5/cNw0c/q0GWnvT+hjGTgwGq2zGgOVisgF6BYPjEgew4lK2ug&#10;XUuvf+j+AAAA//8DAFBLAQItABQABgAIAAAAIQC2gziS/gAAAOEBAAATAAAAAAAAAAAAAAAAAAAA&#10;AABbQ29udGVudF9UeXBlc10ueG1sUEsBAi0AFAAGAAgAAAAhADj9If/WAAAAlAEAAAsAAAAAAAAA&#10;AAAAAAAALwEAAF9yZWxzLy5yZWxzUEsBAi0AFAAGAAgAAAAhAMqsKyw5AgAAfQQAAA4AAAAAAAAA&#10;AAAAAAAALgIAAGRycy9lMm9Eb2MueG1sUEsBAi0AFAAGAAgAAAAhAO2iOL7eAAAACwEAAA8AAAAA&#10;AAAAAAAAAAAAkwQAAGRycy9kb3ducmV2LnhtbFBLBQYAAAAABAAEAPMAAACeBQAAAAA=&#10;" fillcolor="white [3201]" strokeweight=".5pt">
                 <v:textbox>
                   <w:txbxContent>
                     <w:p>
@@ -236,6 +287,57 @@
                             <w:rFonts w:ascii="Cambria Math"/>
                           </w:rPr>
                           <m:t>y = x</m:t>
+                        </m:r>
+                      </m:oMath>
+                      <w:r>
+                        <w:rPr>
+                          <w:rFonts w:eastAsiaTheme="minorEastAsia"/>
+                        </w:rPr>
+                        <w:t xml:space="preserve">    </w:t>
+                      </w:r>
+                      <w:r>
+                        <w:rPr>
+                          <w:rFonts w:eastAsiaTheme="minorEastAsia"/>
+                        </w:rPr>
+                        <w:sym w:font="Wingdings" w:char="F0E8"/>
+                      </w:r>
+                      <w:r>
+                        <w:rPr>
+                          <w:rFonts w:eastAsiaTheme="minorEastAsia"/>
+                        </w:rPr>
+                        <w:t xml:space="preserve"> </w:t>
+                      </w:r>
+                      <m:oMath>
+                        <m:f>
+                          <m:fPr>
+                            <m:ctrlPr>
+                              <w:rPr>
+                                <w:rFonts w:ascii="Cambria Math" w:eastAsiaTheme="minorEastAsia" w:hAnsi="Cambria Math"/>
+                              </w:rPr>
+                            </m:ctrlPr>
+                          </m:fPr>
+                          <m:num>
+                            <m:r>
+                              <w:rPr>
+                                <w:rFonts w:ascii="Cambria Math" w:eastAsiaTheme="minorEastAsia" w:hAnsi="Cambria Math"/>
+                              </w:rPr>
+                              <m:t>dy</m:t>
+                            </m:r>
+                          </m:num>
+                          <m:den>
+                            <m:r>
+                              <w:rPr>
+                                <w:rFonts w:ascii="Cambria Math" w:eastAsiaTheme="minorEastAsia" w:hAnsi="Cambria Math"/>
+                              </w:rPr>
+                              <m:t>dx</m:t>
+                            </m:r>
+                          </m:den>
+                        </m:f>
+                        <m:r>
+                          <w:rPr>
+                            <w:rFonts w:ascii="Cambria Math" w:eastAsiaTheme="minorEastAsia" w:hAnsi="Cambria Math"/>
+                          </w:rPr>
+                          <m:t>=1</m:t>
                         </m:r>
                       </m:oMath>
                     </w:p>
@@ -408,16 +510,16 @@
         <mc:AlternateContent>
           <mc:Choice Requires="wps">
             <w:drawing>
-              <wp:anchor distT="0" distB="0" distL="114300" distR="114300" simplePos="0" relativeHeight="251664384" behindDoc="0" locked="0" layoutInCell="1" allowOverlap="1" wp14:anchorId="36F549E7" wp14:editId="530093DA">
+              <wp:anchor distT="0" distB="0" distL="114300" distR="114300" simplePos="0" relativeHeight="251664384" behindDoc="0" locked="0" layoutInCell="1" allowOverlap="1" wp14:anchorId="36F549E7" wp14:editId="55321273">
                 <wp:simplePos x="0" y="0"/>
                 <wp:positionH relativeFrom="column">
-                  <wp:posOffset>4422978</wp:posOffset>
+                  <wp:posOffset>4422529</wp:posOffset>
                 </wp:positionH>
                 <wp:positionV relativeFrom="paragraph">
-                  <wp:posOffset>183210</wp:posOffset>
+                  <wp:posOffset>184052</wp:posOffset>
                 </wp:positionV>
-                <wp:extent cx="2267712" cy="1784350"/>
-                <wp:effectExtent l="0" t="0" r="18415" b="25400"/>
+                <wp:extent cx="2267712" cy="2253707"/>
+                <wp:effectExtent l="0" t="0" r="18415" b="13335"/>
                 <wp:wrapNone/>
                 <wp:docPr id="543546426" name="Text Box 3"/>
                 <wp:cNvGraphicFramePr/>
@@ -428,7 +530,7 @@
                       <wps:spPr>
                         <a:xfrm>
                           <a:off x="0" y="0"/>
-                          <a:ext cx="2267712" cy="1784350"/>
+                          <a:ext cx="2267712" cy="2253707"/>
                         </a:xfrm>
                         <a:prstGeom prst="rect">
                           <a:avLst/>
@@ -448,6 +550,8 @@
                             <w:pPr>
                               <w:spacing w:after="0"/>
                               <w:rPr>
+                                <w:sz w:val="20"/>
+                                <w:szCs w:val="20"/>
                                 <w:lang w:val="en-US"/>
                               </w:rPr>
                             </w:pPr>
@@ -456,6 +560,8 @@
                               <w:rPr>
                                 <w:b/>
                                 <w:bCs/>
+                                <w:sz w:val="20"/>
+                                <w:szCs w:val="20"/>
                                 <w:lang w:val="en-US"/>
                               </w:rPr>
                               <w:t>ReLU</w:t>
@@ -463,23 +569,11 @@
                             <w:proofErr w:type="spellEnd"/>
                             <w:r>
                               <w:rPr>
+                                <w:sz w:val="20"/>
+                                <w:szCs w:val="20"/>
                                 <w:lang w:val="en-US"/>
                               </w:rPr>
-                              <w:t xml:space="preserve"> (</w:t>
-                            </w:r>
-                            <w:proofErr w:type="gramStart"/>
-                            <w:r>
-                              <w:rPr>
-                                <w:lang w:val="en-US"/>
-                              </w:rPr>
-                              <w:t>Non-Linear</w:t>
-                            </w:r>
-                            <w:proofErr w:type="gramEnd"/>
-                            <w:r>
-                              <w:rPr>
-                                <w:lang w:val="en-US"/>
-                              </w:rPr>
-                              <w:t>):</w:t>
+                              <w:t xml:space="preserve"> (Non-Linear):</w:t>
                             </w:r>
                           </w:p>
                           <w:p>
@@ -491,6 +585,8 @@
                               </w:numPr>
                               <w:rPr>
                                 <w:rFonts w:eastAsiaTheme="minorEastAsia"/>
+                                <w:sz w:val="20"/>
+                                <w:szCs w:val="20"/>
                                 <w:lang w:val="en-US"/>
                               </w:rPr>
                             </w:pPr>
@@ -498,6 +594,8 @@
                               <m:r>
                                 <w:rPr>
                                   <w:rFonts w:ascii="Cambria Math" w:hAnsi="Cambria Math"/>
+                                  <w:sz w:val="20"/>
+                                  <w:szCs w:val="20"/>
                                 </w:rPr>
                                 <m:t>f</m:t>
                               </m:r>
@@ -507,6 +605,8 @@
                                     <w:rPr>
                                       <w:rFonts w:ascii="Cambria Math" w:hAnsi="Cambria Math"/>
                                       <w:i/>
+                                      <w:sz w:val="20"/>
+                                      <w:szCs w:val="20"/>
                                     </w:rPr>
                                   </m:ctrlPr>
                                 </m:dPr>
@@ -514,6 +614,8 @@
                                   <m:r>
                                     <w:rPr>
                                       <w:rFonts w:ascii="Cambria Math" w:hAnsi="Cambria Math"/>
+                                      <w:sz w:val="20"/>
+                                      <w:szCs w:val="20"/>
                                     </w:rPr>
                                     <m:t>x</m:t>
                                   </m:r>
@@ -522,6 +624,8 @@
                               <m:r>
                                 <w:rPr>
                                   <w:rFonts w:ascii="Cambria Math" w:hAnsi="Cambria Math"/>
+                                  <w:sz w:val="20"/>
+                                  <w:szCs w:val="20"/>
                                 </w:rPr>
                                 <m:t>=</m:t>
                               </m:r>
@@ -531,6 +635,8 @@
                                     <w:rPr>
                                       <w:rFonts w:ascii="Cambria Math" w:hAnsi="Cambria Math"/>
                                       <w:i/>
+                                      <w:sz w:val="20"/>
+                                      <w:szCs w:val="20"/>
                                     </w:rPr>
                                   </m:ctrlPr>
                                 </m:funcPr>
@@ -541,6 +647,8 @@
                                     </m:rPr>
                                     <w:rPr>
                                       <w:rFonts w:ascii="Cambria Math" w:hAnsi="Cambria Math"/>
+                                      <w:sz w:val="20"/>
+                                      <w:szCs w:val="20"/>
                                     </w:rPr>
                                     <m:t>max</m:t>
                                   </m:r>
@@ -552,6 +660,8 @@
                                         <w:rPr>
                                           <w:rFonts w:ascii="Cambria Math" w:hAnsi="Cambria Math"/>
                                           <w:i/>
+                                          <w:sz w:val="20"/>
+                                          <w:szCs w:val="20"/>
                                         </w:rPr>
                                       </m:ctrlPr>
                                     </m:dPr>
@@ -559,6 +669,8 @@
                                       <m:r>
                                         <w:rPr>
                                           <w:rFonts w:ascii="Cambria Math" w:hAnsi="Cambria Math"/>
+                                          <w:sz w:val="20"/>
+                                          <w:szCs w:val="20"/>
                                         </w:rPr>
                                         <m:t>0,x</m:t>
                                       </m:r>
@@ -577,12 +689,208 @@
                               </w:numPr>
                               <w:rPr>
                                 <w:rFonts w:eastAsiaTheme="minorEastAsia"/>
+                                <w:sz w:val="20"/>
+                                <w:szCs w:val="20"/>
+                                <w:lang w:val="en-US"/>
+                              </w:rPr>
+                            </w:pPr>
+                            <m:oMath>
+                              <m:sSup>
+                                <m:sSupPr>
+                                  <m:ctrlPr>
+                                    <w:rPr>
+                                      <w:rFonts w:ascii="Cambria Math" w:hAnsi="Cambria Math"/>
+                                      <w:sz w:val="20"/>
+                                      <w:szCs w:val="20"/>
+                                    </w:rPr>
+                                  </m:ctrlPr>
+                                </m:sSupPr>
+                                <m:e>
+                                  <m:r>
+                                    <w:rPr>
+                                      <w:rFonts w:ascii="Cambria Math" w:hAnsi="Cambria Math"/>
+                                      <w:sz w:val="20"/>
+                                      <w:szCs w:val="20"/>
+                                    </w:rPr>
+                                    <m:t>f</m:t>
+                                  </m:r>
+                                </m:e>
+                                <m:sup>
+                                  <m:r>
+                                    <m:rPr>
+                                      <m:sty m:val="p"/>
+                                    </m:rPr>
+                                    <w:rPr>
+                                      <w:rFonts w:ascii="Cambria Math" w:hAnsi="Cambria Math"/>
+                                      <w:sz w:val="20"/>
+                                      <w:szCs w:val="20"/>
+                                    </w:rPr>
+                                    <m:t>'</m:t>
+                                  </m:r>
+                                </m:sup>
+                              </m:sSup>
+                              <m:r>
+                                <w:rPr>
+                                  <w:rFonts w:ascii="Cambria Math" w:hAnsi="Cambria Math"/>
+                                  <w:sz w:val="20"/>
+                                  <w:szCs w:val="20"/>
+                                </w:rPr>
+                                <m:t>(x)=</m:t>
+                              </m:r>
+                              <m:d>
+                                <m:dPr>
+                                  <m:begChr m:val="{"/>
+                                  <m:endChr m:val=""/>
+                                  <m:ctrlPr>
+                                    <w:rPr>
+                                      <w:rFonts w:ascii="Cambria Math" w:hAnsi="Cambria Math"/>
+                                      <w:sz w:val="20"/>
+                                      <w:szCs w:val="20"/>
+                                    </w:rPr>
+                                  </m:ctrlPr>
+                                </m:dPr>
+                                <m:e>
+                                  <m:m>
+                                    <m:mPr>
+                                      <m:plcHide m:val="1"/>
+                                      <m:mcs>
+                                        <m:mc>
+                                          <m:mcPr>
+                                            <m:count m:val="2"/>
+                                            <m:mcJc m:val="center"/>
+                                          </m:mcPr>
+                                        </m:mc>
+                                      </m:mcs>
+                                      <m:ctrlPr>
+                                        <w:rPr>
+                                          <w:rFonts w:ascii="Cambria Math" w:hAnsi="Cambria Math"/>
+                                          <w:sz w:val="20"/>
+                                          <w:szCs w:val="20"/>
+                                        </w:rPr>
+                                      </m:ctrlPr>
+                                    </m:mPr>
+                                    <m:mr>
+                                      <m:e>
+                                        <m:r>
+                                          <w:rPr>
+                                            <w:rFonts w:ascii="Cambria Math" w:hAnsi="Cambria Math"/>
+                                            <w:sz w:val="20"/>
+                                            <w:szCs w:val="20"/>
+                                          </w:rPr>
+                                          <m:t>1</m:t>
+                                        </m:r>
+                                      </m:e>
+                                      <m:e>
+                                        <m:r>
+                                          <m:rPr>
+                                            <m:nor/>
+                                          </m:rPr>
+                                          <w:rPr>
+                                            <w:sz w:val="20"/>
+                                            <w:szCs w:val="20"/>
+                                          </w:rPr>
+                                          <m:t xml:space="preserve">if </m:t>
+                                        </m:r>
+                                        <m:r>
+                                          <w:rPr>
+                                            <w:rFonts w:ascii="Cambria Math" w:hAnsi="Cambria Math"/>
+                                            <w:sz w:val="20"/>
+                                            <w:szCs w:val="20"/>
+                                          </w:rPr>
+                                          <m:t>x&gt;0</m:t>
+                                        </m:r>
+                                      </m:e>
+                                    </m:mr>
+                                    <m:mr>
+                                      <m:e>
+                                        <m:r>
+                                          <w:rPr>
+                                            <w:rFonts w:ascii="Cambria Math" w:hAnsi="Cambria Math"/>
+                                            <w:sz w:val="20"/>
+                                            <w:szCs w:val="20"/>
+                                          </w:rPr>
+                                          <m:t>0</m:t>
+                                        </m:r>
+                                      </m:e>
+                                      <m:e>
+                                        <m:r>
+                                          <m:rPr>
+                                            <m:nor/>
+                                          </m:rPr>
+                                          <w:rPr>
+                                            <w:sz w:val="20"/>
+                                            <w:szCs w:val="20"/>
+                                          </w:rPr>
+                                          <m:t xml:space="preserve">if </m:t>
+                                        </m:r>
+                                        <m:r>
+                                          <w:rPr>
+                                            <w:rFonts w:ascii="Cambria Math" w:hAnsi="Cambria Math"/>
+                                            <w:sz w:val="20"/>
+                                            <w:szCs w:val="20"/>
+                                          </w:rPr>
+                                          <m:t>x&lt;0</m:t>
+                                        </m:r>
+                                      </m:e>
+                                    </m:mr>
+                                    <m:mr>
+                                      <m:e>
+                                        <m:r>
+                                          <m:rPr>
+                                            <m:nor/>
+                                          </m:rPr>
+                                          <w:rPr>
+                                            <w:sz w:val="20"/>
+                                            <w:szCs w:val="20"/>
+                                          </w:rPr>
+                                          <m:t>undefined</m:t>
+                                        </m:r>
+                                      </m:e>
+                                      <m:e>
+                                        <m:r>
+                                          <m:rPr>
+                                            <m:nor/>
+                                          </m:rPr>
+                                          <w:rPr>
+                                            <w:sz w:val="20"/>
+                                            <w:szCs w:val="20"/>
+                                          </w:rPr>
+                                          <m:t xml:space="preserve">if </m:t>
+                                        </m:r>
+                                        <m:r>
+                                          <w:rPr>
+                                            <w:rFonts w:ascii="Cambria Math" w:hAnsi="Cambria Math"/>
+                                            <w:sz w:val="20"/>
+                                            <w:szCs w:val="20"/>
+                                          </w:rPr>
+                                          <m:t>x=0</m:t>
+                                        </m:r>
+                                      </m:e>
+                                    </m:mr>
+                                  </m:m>
+                                </m:e>
+                              </m:d>
+                            </m:oMath>
+                          </w:p>
+                          <w:p>
+                            <w:pPr>
+                              <w:pStyle w:val="ListParagraph"/>
+                              <w:numPr>
+                                <w:ilvl w:val="0"/>
+                                <w:numId w:val="1"/>
+                              </w:numPr>
+                              <w:rPr>
+                                <w:rFonts w:eastAsiaTheme="minorEastAsia"/>
+                                <w:sz w:val="20"/>
+                                <w:szCs w:val="20"/>
                                 <w:lang w:val="en-US"/>
                               </w:rPr>
                             </w:pPr>
                             <w:r>
                               <w:rPr>
                                 <w:rFonts w:eastAsiaTheme="minorEastAsia"/>
+                                <w:sz w:val="20"/>
+                                <w:szCs w:val="20"/>
                               </w:rPr>
                               <w:t xml:space="preserve">Outputs </w:t>
                             </w:r>
@@ -591,12 +899,16 @@
                                 <w:rFonts w:eastAsiaTheme="minorEastAsia"/>
                                 <w:b/>
                                 <w:bCs/>
+                                <w:sz w:val="20"/>
+                                <w:szCs w:val="20"/>
                               </w:rPr>
                               <w:t>0 for negative inputs</w:t>
                             </w:r>
                             <w:r>
                               <w:rPr>
                                 <w:rFonts w:eastAsiaTheme="minorEastAsia"/>
+                                <w:sz w:val="20"/>
+                                <w:szCs w:val="20"/>
                               </w:rPr>
                               <w:t xml:space="preserve">, and </w:t>
                             </w:r>
@@ -605,6 +917,8 @@
                                 <w:rFonts w:eastAsiaTheme="minorEastAsia"/>
                                 <w:b/>
                                 <w:bCs/>
+                                <w:sz w:val="20"/>
+                                <w:szCs w:val="20"/>
                               </w:rPr>
                               <w:t>x for positive inputs</w:t>
                             </w:r>
@@ -618,12 +932,16 @@
                               </w:numPr>
                               <w:rPr>
                                 <w:rFonts w:eastAsiaTheme="minorEastAsia"/>
+                                <w:sz w:val="20"/>
+                                <w:szCs w:val="20"/>
                                 <w:lang w:val="en-US"/>
                               </w:rPr>
                             </w:pPr>
                             <w:r>
                               <w:rPr>
                                 <w:rFonts w:eastAsiaTheme="minorEastAsia"/>
+                                <w:sz w:val="20"/>
+                                <w:szCs w:val="20"/>
                               </w:rPr>
                               <w:t xml:space="preserve">Range: </w:t>
                             </w:r>
@@ -632,6 +950,8 @@
                                 <w:rFonts w:eastAsiaTheme="minorEastAsia"/>
                                 <w:b/>
                                 <w:bCs/>
+                                <w:sz w:val="20"/>
+                                <w:szCs w:val="20"/>
                               </w:rPr>
                               <w:t>[0, ∞)</w:t>
                             </w:r>
@@ -643,6 +963,8 @@
                                 <w:rFonts w:eastAsiaTheme="minorEastAsia"/>
                                 <w:b/>
                                 <w:bCs/>
+                                <w:sz w:val="20"/>
+                                <w:szCs w:val="20"/>
                               </w:rPr>
                             </w:pPr>
                             <w:r>
@@ -650,6 +972,8 @@
                                 <w:rFonts w:eastAsiaTheme="minorEastAsia"/>
                                 <w:b/>
                                 <w:bCs/>
+                                <w:sz w:val="20"/>
+                                <w:szCs w:val="20"/>
                               </w:rPr>
                               <w:t xml:space="preserve">Leaky </w:t>
                             </w:r>
@@ -659,6 +983,8 @@
                                 <w:rFonts w:eastAsiaTheme="minorEastAsia"/>
                                 <w:b/>
                                 <w:bCs/>
+                                <w:sz w:val="20"/>
+                                <w:szCs w:val="20"/>
                               </w:rPr>
                               <w:t>ReLU</w:t>
                             </w:r>
@@ -669,8 +995,8 @@
                                 <w:b/>
                                 <w:bCs/>
                                 <w:kern w:val="0"/>
-                                <w:sz w:val="36"/>
-                                <w:szCs w:val="36"/>
+                                <w:sz w:val="20"/>
+                                <w:szCs w:val="20"/>
                                 <w:lang w:eastAsia="en-IN"/>
                                 <w14:ligatures w14:val="none"/>
                               </w:rPr>
@@ -682,6 +1008,8 @@
                               <w:spacing w:after="0"/>
                               <w:rPr>
                                 <w:rFonts w:eastAsiaTheme="minorEastAsia"/>
+                                <w:sz w:val="20"/>
+                                <w:szCs w:val="20"/>
                                 <w:lang w:val="en-US"/>
                               </w:rPr>
                             </w:pPr>
@@ -693,6 +1021,8 @@
                                   </m:rPr>
                                   <w:rPr>
                                     <w:rFonts w:ascii="Cambria Math" w:eastAsiaTheme="minorEastAsia" w:hAnsi="Cambria Math"/>
+                                    <w:sz w:val="20"/>
+                                    <w:szCs w:val="20"/>
                                   </w:rPr>
                                   <m:t>f(x)=</m:t>
                                 </m:r>
@@ -705,6 +1035,8 @@
                                         <w:rFonts w:ascii="Cambria Math" w:eastAsiaTheme="minorEastAsia" w:hAnsi="Cambria Math"/>
                                         <w:b/>
                                         <w:bCs/>
+                                        <w:sz w:val="20"/>
+                                        <w:szCs w:val="20"/>
                                       </w:rPr>
                                     </m:ctrlPr>
                                   </m:dPr>
@@ -725,6 +1057,8 @@
                                             <w:rFonts w:ascii="Cambria Math" w:eastAsiaTheme="minorEastAsia" w:hAnsi="Cambria Math"/>
                                             <w:b/>
                                             <w:bCs/>
+                                            <w:sz w:val="20"/>
+                                            <w:szCs w:val="20"/>
                                           </w:rPr>
                                         </m:ctrlPr>
                                       </m:mPr>
@@ -736,6 +1070,8 @@
                                             </m:rPr>
                                             <w:rPr>
                                               <w:rFonts w:ascii="Cambria Math" w:eastAsiaTheme="minorEastAsia" w:hAnsi="Cambria Math"/>
+                                              <w:sz w:val="20"/>
+                                              <w:szCs w:val="20"/>
                                             </w:rPr>
                                             <m:t>x</m:t>
                                           </m:r>
@@ -749,6 +1085,8 @@
                                               <w:rFonts w:eastAsiaTheme="minorEastAsia"/>
                                               <w:b/>
                                               <w:bCs/>
+                                              <w:sz w:val="20"/>
+                                              <w:szCs w:val="20"/>
                                             </w:rPr>
                                             <m:t xml:space="preserve">if </m:t>
                                           </m:r>
@@ -758,6 +1096,8 @@
                                             </m:rPr>
                                             <w:rPr>
                                               <w:rFonts w:ascii="Cambria Math" w:eastAsiaTheme="minorEastAsia" w:hAnsi="Cambria Math"/>
+                                              <w:sz w:val="20"/>
+                                              <w:szCs w:val="20"/>
                                             </w:rPr>
                                             <m:t>x&gt;0</m:t>
                                           </m:r>
@@ -771,6 +1111,8 @@
                                             </m:rPr>
                                             <w:rPr>
                                               <w:rFonts w:ascii="Cambria Math" w:eastAsiaTheme="minorEastAsia" w:hAnsi="Cambria Math"/>
+                                              <w:sz w:val="20"/>
+                                              <w:szCs w:val="20"/>
                                             </w:rPr>
                                             <m:t>αx</m:t>
                                           </m:r>
@@ -784,6 +1126,8 @@
                                               <w:rFonts w:eastAsiaTheme="minorEastAsia"/>
                                               <w:b/>
                                               <w:bCs/>
+                                              <w:sz w:val="20"/>
+                                              <w:szCs w:val="20"/>
                                             </w:rPr>
                                             <m:t xml:space="preserve">if </m:t>
                                           </m:r>
@@ -793,6 +1137,8 @@
                                             </m:rPr>
                                             <w:rPr>
                                               <w:rFonts w:ascii="Cambria Math" w:eastAsiaTheme="minorEastAsia" w:hAnsi="Cambria Math"/>
+                                              <w:sz w:val="20"/>
+                                              <w:szCs w:val="20"/>
                                             </w:rPr>
                                             <m:t>x≤0</m:t>
                                           </m:r>
@@ -802,10 +1148,13 @@
                                   </m:e>
                                 </m:d>
                                 <m:r>
+                                  <m:rPr>
+                                    <m:sty m:val="b"/>
+                                  </m:rPr>
                                   <w:rPr>
                                     <w:rFonts w:eastAsiaTheme="minorEastAsia"/>
-                                    <w:b/>
-                                    <w:bCs/>
+                                    <w:sz w:val="20"/>
+                                    <w:szCs w:val="20"/>
                                   </w:rPr>
                                   <w:br/>
                                 </m:r>
@@ -815,6 +1164,10 @@
                           <w:p>
                             <w:pPr>
                               <w:spacing w:after="0"/>
+                              <w:rPr>
+                                <w:sz w:val="20"/>
+                                <w:szCs w:val="20"/>
+                              </w:rPr>
                             </w:pPr>
                           </w:p>
                         </w:txbxContent>
@@ -839,13 +1192,15 @@
           </mc:Choice>
           <mc:Fallback>
             <w:pict>
-              <v:shape w14:anchorId="36F549E7" id="_x0000_s1027" type="#_x0000_t202" style="position:absolute;margin-left:348.25pt;margin-top:14.45pt;width:178.55pt;height:140.5pt;z-index:251664384;visibility:visible;mso-wrap-style:square;mso-width-percent:0;mso-height-percent:0;mso-wrap-distance-left:9pt;mso-wrap-distance-top:0;mso-wrap-distance-right:9pt;mso-wrap-distance-bottom:0;mso-position-horizontal:absolute;mso-position-horizontal-relative:text;mso-position-vertical:absolute;mso-position-vertical-relative:text;mso-width-percent:0;mso-height-percent:0;mso-width-relative:margin;mso-height-relative:margin;v-text-anchor:top" o:gfxdata="UEsDBBQABgAIAAAAIQC2gziS/gAAAOEBAAATAAAAW0NvbnRlbnRfVHlwZXNdLnhtbJSRQU7DMBBF&#10;90jcwfIWJU67QAgl6YK0S0CoHGBkTxKLZGx5TGhvj5O2G0SRWNoz/78nu9wcxkFMGNg6quQqL6RA&#10;0s5Y6ir5vt9lD1JwBDIwOMJKHpHlpr69KfdHjyxSmriSfYz+USnWPY7AufNIadK6MEJMx9ApD/oD&#10;OlTrorhX2lFEilmcO2RdNtjC5xDF9pCuTyYBB5bi6bQ4syoJ3g9WQ0ymaiLzg5KdCXlKLjvcW893&#10;SUOqXwnz5DrgnHtJTxOsQfEKIT7DmDSUCaxw7Rqn8787ZsmRM9e2VmPeBN4uqYvTtW7jvijg9N/y&#10;JsXecLq0q+WD6m8AAAD//wMAUEsDBBQABgAIAAAAIQA4/SH/1gAAAJQBAAALAAAAX3JlbHMvLnJl&#10;bHOkkMFqwzAMhu+DvYPRfXGawxijTi+j0GvpHsDYimMaW0Yy2fr2M4PBMnrbUb/Q94l/f/hMi1qR&#10;JVI2sOt6UJgd+ZiDgffL8ekFlFSbvV0oo4EbChzGx4f9GRdb25HMsYhqlCwG5lrLq9biZkxWOiqY&#10;22YiTra2kYMu1l1tQD30/bPm3wwYN0x18gb45AdQl1tp5j/sFB2T0FQ7R0nTNEV3j6o9feQzro1i&#10;OWA14Fm+Q8a1a8+Bvu/d/dMb2JY5uiPbhG/ktn4cqGU/er3pcvwCAAD//wMAUEsDBBQABgAIAAAA&#10;IQAJ6ZTXOAIAAIQEAAAOAAAAZHJzL2Uyb0RvYy54bWysVE1v2zAMvQ/YfxB0Xxx7adIZcYosRYYB&#10;QVsgHXpWZCkRJouapMTOfv0o5bPtTsMuMilSj+Qj6fFd12iyE84rMBXNe31KhOFQK7Ou6I/n+adb&#10;SnxgpmYajKjoXnh6N/n4YdzaUhSwAV0LRxDE+LK1Fd2EYMss83wjGuZ7YIVBowTXsICqW2e1Yy2i&#10;Nzor+v1h1oKrrQMuvMfb+4ORThK+lIKHRym9CERXFHML6XTpXMUzm4xZuXbMbhQ/psH+IYuGKYNB&#10;z1D3LDCydeodVKO4Aw8y9Dg0GUipuEg1YDV5/001yw2zItWC5Hh7psn/P1j+sFvaJ0dC9xU6bGAk&#10;pLW+9HgZ6+mka+IXMyVoRwr3Z9pEFwjHy6IYjkZ5QQlHWz66HXy+ScRml+fW+fBNQEOiUFGHfUl0&#10;sd3CBwyJrieXGM2DVvVcaZ2UOAtiph3ZMeyiDilJfPHKSxvSVnQYQ79DiNDn9yvN+M9Y5msE1LTB&#10;y0vxUQrdqiOqviJmBfUe+XJwGCVv+Vwh/IL58MQczg5ShPsQHvGQGjAnOEqUbMD9/tt99MeWopWS&#10;Fmexov7XljlBif5usNlf8sEgDm9SBjejAhV3bVldW8y2mQESlePmWZ7E6B/0SZQOmhdcm2mMiiZm&#10;OMauaDiJs3DYEFw7LqbT5ITjallYmKXlETpyHGl97l6Ys8e2BpyIBzhNLSvfdPfgG18amG4DSJVa&#10;H3k+sHqkH0c9dee4lnGXrvXkdfl5TP4AAAD//wMAUEsDBBQABgAIAAAAIQDWcUdA3gAAAAsBAAAP&#10;AAAAZHJzL2Rvd25yZXYueG1sTI/BTsMwEETvSPyDtUjcqN1WjeKQTQWocOFEQZzd2LWtxnZku2n4&#10;e9wTHFfzNPO23c5uIJOKyQaPsFwwIMr3QVqvEb4+Xx9qICkLL8UQvEL4UQm23e1NKxoZLv5DTfus&#10;SSnxqREIJuexoTT1RjmRFmFUvmTHEJ3I5YyayigupdwNdMVYRZ2wviwYMaoXo/rT/uwQds+a674W&#10;0exqae00fx/f9Rvi/d389Agkqzn/wXDVL+rQFadDOHuZyIBQ8WpTUIRVzYFcAbZZV0AOCGvGOdCu&#10;pf9/6H4BAAD//wMAUEsBAi0AFAAGAAgAAAAhALaDOJL+AAAA4QEAABMAAAAAAAAAAAAAAAAAAAAA&#10;AFtDb250ZW50X1R5cGVzXS54bWxQSwECLQAUAAYACAAAACEAOP0h/9YAAACUAQAACwAAAAAAAAAA&#10;AAAAAAAvAQAAX3JlbHMvLnJlbHNQSwECLQAUAAYACAAAACEACemU1zgCAACEBAAADgAAAAAAAAAA&#10;AAAAAAAuAgAAZHJzL2Uyb0RvYy54bWxQSwECLQAUAAYACAAAACEA1nFHQN4AAAALAQAADwAAAAAA&#10;AAAAAAAAAACSBAAAZHJzL2Rvd25yZXYueG1sUEsFBgAAAAAEAAQA8wAAAJ0FAAAAAA==&#10;" fillcolor="white [3201]" strokeweight=".5pt">
+              <v:shape w14:anchorId="36F549E7" id="_x0000_s1027" type="#_x0000_t202" style="position:absolute;margin-left:348.25pt;margin-top:14.5pt;width:178.55pt;height:177.45pt;z-index:251664384;visibility:visible;mso-wrap-style:square;mso-width-percent:0;mso-height-percent:0;mso-wrap-distance-left:9pt;mso-wrap-distance-top:0;mso-wrap-distance-right:9pt;mso-wrap-distance-bottom:0;mso-position-horizontal:absolute;mso-position-horizontal-relative:text;mso-position-vertical:absolute;mso-position-vertical-relative:text;mso-width-percent:0;mso-height-percent:0;mso-width-relative:margin;mso-height-relative:margin;v-text-anchor:top" o:gfxdata="UEsDBBQABgAIAAAAIQC2gziS/gAAAOEBAAATAAAAW0NvbnRlbnRfVHlwZXNdLnhtbJSRQU7DMBBF&#10;90jcwfIWJU67QAgl6YK0S0CoHGBkTxKLZGx5TGhvj5O2G0SRWNoz/78nu9wcxkFMGNg6quQqL6RA&#10;0s5Y6ir5vt9lD1JwBDIwOMJKHpHlpr69KfdHjyxSmriSfYz+USnWPY7AufNIadK6MEJMx9ApD/oD&#10;OlTrorhX2lFEilmcO2RdNtjC5xDF9pCuTyYBB5bi6bQ4syoJ3g9WQ0ymaiLzg5KdCXlKLjvcW893&#10;SUOqXwnz5DrgnHtJTxOsQfEKIT7DmDSUCaxw7Rqn8787ZsmRM9e2VmPeBN4uqYvTtW7jvijg9N/y&#10;JsXecLq0q+WD6m8AAAD//wMAUEsDBBQABgAIAAAAIQA4/SH/1gAAAJQBAAALAAAAX3JlbHMvLnJl&#10;bHOkkMFqwzAMhu+DvYPRfXGawxijTi+j0GvpHsDYimMaW0Yy2fr2M4PBMnrbUb/Q94l/f/hMi1qR&#10;JVI2sOt6UJgd+ZiDgffL8ekFlFSbvV0oo4EbChzGx4f9GRdb25HMsYhqlCwG5lrLq9biZkxWOiqY&#10;22YiTra2kYMu1l1tQD30/bPm3wwYN0x18gb45AdQl1tp5j/sFB2T0FQ7R0nTNEV3j6o9feQzro1i&#10;OWA14Fm+Q8a1a8+Bvu/d/dMb2JY5uiPbhG/ktn4cqGU/er3pcvwCAAD//wMAUEsDBBQABgAIAAAA&#10;IQADoR/8OwIAAIQEAAAOAAAAZHJzL2Uyb0RvYy54bWysVE1v2zAMvQ/YfxB0X+y4+eiCOEWWIsOA&#10;oi2QDj0rshwLk0VNUmJnv36U7Hy022nYRaZE6ol8fPT8rq0VOQjrJOicDgcpJUJzKKTe5fT7y/rT&#10;LSXOM10wBVrk9CgcvVt8/DBvzExkUIEqhCUIot2sMTmtvDezJHG8EjVzAzBCo7MEWzOPW7tLCssa&#10;RK9VkqXpJGnAFsYCF87h6X3npIuIX5aC+6eydMITlVPMzcfVxnUb1mQxZ7OdZaaSvE+D/UMWNZMa&#10;Hz1D3TPPyN7KP6BqyS04KP2AQ51AWUouYg1YzTB9V82mYkbEWpAcZ840uf8Hyx8PG/NsiW+/QIsN&#10;DIQ0xs0cHoZ62tLW4YuZEvQjhcczbaL1hONhlk2m02FGCUdflo1vpuk04CSX68Y6/1VATYKRU4t9&#10;iXSxw4PzXegpJLzmQMliLZWKm6AFsVKWHBh2UfmYJIK/iVKaNDmd3IzTCPzGF6DP97eK8R99eldR&#10;iKc05nwpPli+3bZEFlfEbKE4Il8WOik5w9cS4R+Y88/MonaQIpwH/4RLqQBzgt6ipAL762/nIR5b&#10;il5KGtRiTt3PPbOCEvVNY7M/D0ejIN64GY2nGW7stWd77dH7egVI1BAnz/BohnivTmZpoX7FsVmG&#10;V9HFNMe3c+pP5sp3E4Jjx8VyGYNQrob5B70xPECHxgRaX9pXZk3fVo+KeISTatnsXXe72HBTw3Lv&#10;oZSx9YHnjtWefpR6FE8/lmGWrvcx6vLzWPwGAAD//wMAUEsDBBQABgAIAAAAIQBD1MBG3gAAAAsB&#10;AAAPAAAAZHJzL2Rvd25yZXYueG1sTI/BTsMwEETvSPyDtUjcqEOjRkmIUwEqXDhREOdtvLUtYjuy&#10;3TT8Pe4Jjqt9mnnTbRc7splCNN4JuF8VwMgNXhqnBHx+vNzVwGJCJ3H0jgT8UIRtf33VYSv92b3T&#10;vE+K5RAXWxSgU5pazuOgyWJc+Ylc/h19sJjyGRSXAc853I58XRQVt2hcbtA40bOm4Xt/sgJ2T6pR&#10;Q41B72ppzLx8Hd/UqxC3N8vjA7BES/qD4aKf1aHPTgd/cjKyUUDVVJuMClg3edMFKDZlBewgoKzL&#10;Bnjf8f8b+l8AAAD//wMAUEsBAi0AFAAGAAgAAAAhALaDOJL+AAAA4QEAABMAAAAAAAAAAAAAAAAA&#10;AAAAAFtDb250ZW50X1R5cGVzXS54bWxQSwECLQAUAAYACAAAACEAOP0h/9YAAACUAQAACwAAAAAA&#10;AAAAAAAAAAAvAQAAX3JlbHMvLnJlbHNQSwECLQAUAAYACAAAACEAA6Ef/DsCAACEBAAADgAAAAAA&#10;AAAAAAAAAAAuAgAAZHJzL2Uyb0RvYy54bWxQSwECLQAUAAYACAAAACEAQ9TARt4AAAALAQAADwAA&#10;AAAAAAAAAAAAAACVBAAAZHJzL2Rvd25yZXYueG1sUEsFBgAAAAAEAAQA8wAAAKAFAAAAAA==&#10;" fillcolor="white [3201]" strokeweight=".5pt">
                 <v:textbox>
                   <w:txbxContent>
                     <w:p>
                       <w:pPr>
                         <w:spacing w:after="0"/>
                         <w:rPr>
+                          <w:sz w:val="20"/>
+                          <w:szCs w:val="20"/>
                           <w:lang w:val="en-US"/>
                         </w:rPr>
                       </w:pPr>
@@ -854,6 +1209,8 @@
                         <w:rPr>
                           <w:b/>
                           <w:bCs/>
+                          <w:sz w:val="20"/>
+                          <w:szCs w:val="20"/>
                           <w:lang w:val="en-US"/>
                         </w:rPr>
                         <w:t>ReLU</w:t>
@@ -861,23 +1218,11 @@
                       <w:proofErr w:type="spellEnd"/>
                       <w:r>
                         <w:rPr>
+                          <w:sz w:val="20"/>
+                          <w:szCs w:val="20"/>
                           <w:lang w:val="en-US"/>
                         </w:rPr>
-                        <w:t xml:space="preserve"> (</w:t>
-                      </w:r>
-                      <w:proofErr w:type="gramStart"/>
-                      <w:r>
-                        <w:rPr>
-                          <w:lang w:val="en-US"/>
-                        </w:rPr>
-                        <w:t>Non-Linear</w:t>
-                      </w:r>
-                      <w:proofErr w:type="gramEnd"/>
-                      <w:r>
-                        <w:rPr>
-                          <w:lang w:val="en-US"/>
-                        </w:rPr>
-                        <w:t>):</w:t>
+                        <w:t xml:space="preserve"> (Non-Linear):</w:t>
                       </w:r>
                     </w:p>
                     <w:p>
@@ -889,6 +1234,8 @@
                         </w:numPr>
                         <w:rPr>
                           <w:rFonts w:eastAsiaTheme="minorEastAsia"/>
+                          <w:sz w:val="20"/>
+                          <w:szCs w:val="20"/>
                           <w:lang w:val="en-US"/>
                         </w:rPr>
                       </w:pPr>
@@ -896,6 +1243,8 @@
                         <m:r>
                           <w:rPr>
                             <w:rFonts w:ascii="Cambria Math" w:hAnsi="Cambria Math"/>
+                            <w:sz w:val="20"/>
+                            <w:szCs w:val="20"/>
                           </w:rPr>
                           <m:t>f</m:t>
                         </m:r>
@@ -905,6 +1254,8 @@
                               <w:rPr>
                                 <w:rFonts w:ascii="Cambria Math" w:hAnsi="Cambria Math"/>
                                 <w:i/>
+                                <w:sz w:val="20"/>
+                                <w:szCs w:val="20"/>
                               </w:rPr>
                             </m:ctrlPr>
                           </m:dPr>
@@ -912,6 +1263,8 @@
                             <m:r>
                               <w:rPr>
                                 <w:rFonts w:ascii="Cambria Math" w:hAnsi="Cambria Math"/>
+                                <w:sz w:val="20"/>
+                                <w:szCs w:val="20"/>
                               </w:rPr>
                               <m:t>x</m:t>
                             </m:r>
@@ -920,6 +1273,8 @@
                         <m:r>
                           <w:rPr>
                             <w:rFonts w:ascii="Cambria Math" w:hAnsi="Cambria Math"/>
+                            <w:sz w:val="20"/>
+                            <w:szCs w:val="20"/>
                           </w:rPr>
                           <m:t>=</m:t>
                         </m:r>
@@ -929,6 +1284,8 @@
                               <w:rPr>
                                 <w:rFonts w:ascii="Cambria Math" w:hAnsi="Cambria Math"/>
                                 <w:i/>
+                                <w:sz w:val="20"/>
+                                <w:szCs w:val="20"/>
                               </w:rPr>
                             </m:ctrlPr>
                           </m:funcPr>
@@ -939,6 +1296,8 @@
                               </m:rPr>
                               <w:rPr>
                                 <w:rFonts w:ascii="Cambria Math" w:hAnsi="Cambria Math"/>
+                                <w:sz w:val="20"/>
+                                <w:szCs w:val="20"/>
                               </w:rPr>
                               <m:t>max</m:t>
                             </m:r>
@@ -950,6 +1309,8 @@
                                   <w:rPr>
                                     <w:rFonts w:ascii="Cambria Math" w:hAnsi="Cambria Math"/>
                                     <w:i/>
+                                    <w:sz w:val="20"/>
+                                    <w:szCs w:val="20"/>
                                   </w:rPr>
                                 </m:ctrlPr>
                               </m:dPr>
@@ -957,6 +1318,8 @@
                                 <m:r>
                                   <w:rPr>
                                     <w:rFonts w:ascii="Cambria Math" w:hAnsi="Cambria Math"/>
+                                    <w:sz w:val="20"/>
+                                    <w:szCs w:val="20"/>
                                   </w:rPr>
                                   <m:t>0,x</m:t>
                                 </m:r>
@@ -975,12 +1338,208 @@
                         </w:numPr>
                         <w:rPr>
                           <w:rFonts w:eastAsiaTheme="minorEastAsia"/>
+                          <w:sz w:val="20"/>
+                          <w:szCs w:val="20"/>
+                          <w:lang w:val="en-US"/>
+                        </w:rPr>
+                      </w:pPr>
+                      <m:oMath>
+                        <m:sSup>
+                          <m:sSupPr>
+                            <m:ctrlPr>
+                              <w:rPr>
+                                <w:rFonts w:ascii="Cambria Math" w:hAnsi="Cambria Math"/>
+                                <w:sz w:val="20"/>
+                                <w:szCs w:val="20"/>
+                              </w:rPr>
+                            </m:ctrlPr>
+                          </m:sSupPr>
+                          <m:e>
+                            <m:r>
+                              <w:rPr>
+                                <w:rFonts w:ascii="Cambria Math" w:hAnsi="Cambria Math"/>
+                                <w:sz w:val="20"/>
+                                <w:szCs w:val="20"/>
+                              </w:rPr>
+                              <m:t>f</m:t>
+                            </m:r>
+                          </m:e>
+                          <m:sup>
+                            <m:r>
+                              <m:rPr>
+                                <m:sty m:val="p"/>
+                              </m:rPr>
+                              <w:rPr>
+                                <w:rFonts w:ascii="Cambria Math" w:hAnsi="Cambria Math"/>
+                                <w:sz w:val="20"/>
+                                <w:szCs w:val="20"/>
+                              </w:rPr>
+                              <m:t>'</m:t>
+                            </m:r>
+                          </m:sup>
+                        </m:sSup>
+                        <m:r>
+                          <w:rPr>
+                            <w:rFonts w:ascii="Cambria Math" w:hAnsi="Cambria Math"/>
+                            <w:sz w:val="20"/>
+                            <w:szCs w:val="20"/>
+                          </w:rPr>
+                          <m:t>(x)=</m:t>
+                        </m:r>
+                        <m:d>
+                          <m:dPr>
+                            <m:begChr m:val="{"/>
+                            <m:endChr m:val=""/>
+                            <m:ctrlPr>
+                              <w:rPr>
+                                <w:rFonts w:ascii="Cambria Math" w:hAnsi="Cambria Math"/>
+                                <w:sz w:val="20"/>
+                                <w:szCs w:val="20"/>
+                              </w:rPr>
+                            </m:ctrlPr>
+                          </m:dPr>
+                          <m:e>
+                            <m:m>
+                              <m:mPr>
+                                <m:plcHide m:val="1"/>
+                                <m:mcs>
+                                  <m:mc>
+                                    <m:mcPr>
+                                      <m:count m:val="2"/>
+                                      <m:mcJc m:val="center"/>
+                                    </m:mcPr>
+                                  </m:mc>
+                                </m:mcs>
+                                <m:ctrlPr>
+                                  <w:rPr>
+                                    <w:rFonts w:ascii="Cambria Math" w:hAnsi="Cambria Math"/>
+                                    <w:sz w:val="20"/>
+                                    <w:szCs w:val="20"/>
+                                  </w:rPr>
+                                </m:ctrlPr>
+                              </m:mPr>
+                              <m:mr>
+                                <m:e>
+                                  <m:r>
+                                    <w:rPr>
+                                      <w:rFonts w:ascii="Cambria Math" w:hAnsi="Cambria Math"/>
+                                      <w:sz w:val="20"/>
+                                      <w:szCs w:val="20"/>
+                                    </w:rPr>
+                                    <m:t>1</m:t>
+                                  </m:r>
+                                </m:e>
+                                <m:e>
+                                  <m:r>
+                                    <m:rPr>
+                                      <m:nor/>
+                                    </m:rPr>
+                                    <w:rPr>
+                                      <w:sz w:val="20"/>
+                                      <w:szCs w:val="20"/>
+                                    </w:rPr>
+                                    <m:t xml:space="preserve">if </m:t>
+                                  </m:r>
+                                  <m:r>
+                                    <w:rPr>
+                                      <w:rFonts w:ascii="Cambria Math" w:hAnsi="Cambria Math"/>
+                                      <w:sz w:val="20"/>
+                                      <w:szCs w:val="20"/>
+                                    </w:rPr>
+                                    <m:t>x&gt;0</m:t>
+                                  </m:r>
+                                </m:e>
+                              </m:mr>
+                              <m:mr>
+                                <m:e>
+                                  <m:r>
+                                    <w:rPr>
+                                      <w:rFonts w:ascii="Cambria Math" w:hAnsi="Cambria Math"/>
+                                      <w:sz w:val="20"/>
+                                      <w:szCs w:val="20"/>
+                                    </w:rPr>
+                                    <m:t>0</m:t>
+                                  </m:r>
+                                </m:e>
+                                <m:e>
+                                  <m:r>
+                                    <m:rPr>
+                                      <m:nor/>
+                                    </m:rPr>
+                                    <w:rPr>
+                                      <w:sz w:val="20"/>
+                                      <w:szCs w:val="20"/>
+                                    </w:rPr>
+                                    <m:t xml:space="preserve">if </m:t>
+                                  </m:r>
+                                  <m:r>
+                                    <w:rPr>
+                                      <w:rFonts w:ascii="Cambria Math" w:hAnsi="Cambria Math"/>
+                                      <w:sz w:val="20"/>
+                                      <w:szCs w:val="20"/>
+                                    </w:rPr>
+                                    <m:t>x&lt;0</m:t>
+                                  </m:r>
+                                </m:e>
+                              </m:mr>
+                              <m:mr>
+                                <m:e>
+                                  <m:r>
+                                    <m:rPr>
+                                      <m:nor/>
+                                    </m:rPr>
+                                    <w:rPr>
+                                      <w:sz w:val="20"/>
+                                      <w:szCs w:val="20"/>
+                                    </w:rPr>
+                                    <m:t>undefined</m:t>
+                                  </m:r>
+                                </m:e>
+                                <m:e>
+                                  <m:r>
+                                    <m:rPr>
+                                      <m:nor/>
+                                    </m:rPr>
+                                    <w:rPr>
+                                      <w:sz w:val="20"/>
+                                      <w:szCs w:val="20"/>
+                                    </w:rPr>
+                                    <m:t xml:space="preserve">if </m:t>
+                                  </m:r>
+                                  <m:r>
+                                    <w:rPr>
+                                      <w:rFonts w:ascii="Cambria Math" w:hAnsi="Cambria Math"/>
+                                      <w:sz w:val="20"/>
+                                      <w:szCs w:val="20"/>
+                                    </w:rPr>
+                                    <m:t>x=0</m:t>
+                                  </m:r>
+                                </m:e>
+                              </m:mr>
+                            </m:m>
+                          </m:e>
+                        </m:d>
+                      </m:oMath>
+                    </w:p>
+                    <w:p>
+                      <w:pPr>
+                        <w:pStyle w:val="ListParagraph"/>
+                        <w:numPr>
+                          <w:ilvl w:val="0"/>
+                          <w:numId w:val="1"/>
+                        </w:numPr>
+                        <w:rPr>
+                          <w:rFonts w:eastAsiaTheme="minorEastAsia"/>
+                          <w:sz w:val="20"/>
+                          <w:szCs w:val="20"/>
                           <w:lang w:val="en-US"/>
                         </w:rPr>
                       </w:pPr>
                       <w:r>
                         <w:rPr>
                           <w:rFonts w:eastAsiaTheme="minorEastAsia"/>
+                          <w:sz w:val="20"/>
+                          <w:szCs w:val="20"/>
                         </w:rPr>
                         <w:t xml:space="preserve">Outputs </w:t>
                       </w:r>
@@ -989,12 +1548,16 @@
                           <w:rFonts w:eastAsiaTheme="minorEastAsia"/>
                           <w:b/>
                           <w:bCs/>
+                          <w:sz w:val="20"/>
+                          <w:szCs w:val="20"/>
                         </w:rPr>
                         <w:t>0 for negative inputs</w:t>
                       </w:r>
                       <w:r>
                         <w:rPr>
                           <w:rFonts w:eastAsiaTheme="minorEastAsia"/>
+                          <w:sz w:val="20"/>
+                          <w:szCs w:val="20"/>
                         </w:rPr>
                         <w:t xml:space="preserve">, and </w:t>
                       </w:r>
@@ -1003,6 +1566,8 @@
                           <w:rFonts w:eastAsiaTheme="minorEastAsia"/>
                           <w:b/>
                           <w:bCs/>
+                          <w:sz w:val="20"/>
+                          <w:szCs w:val="20"/>
                         </w:rPr>
                         <w:t>x for positive inputs</w:t>
                       </w:r>
@@ -1016,12 +1581,16 @@
                         </w:numPr>
                         <w:rPr>
                           <w:rFonts w:eastAsiaTheme="minorEastAsia"/>
+                          <w:sz w:val="20"/>
+                          <w:szCs w:val="20"/>
                           <w:lang w:val="en-US"/>
                         </w:rPr>
                       </w:pPr>
                       <w:r>
                         <w:rPr>
                           <w:rFonts w:eastAsiaTheme="minorEastAsia"/>
+                          <w:sz w:val="20"/>
+                          <w:szCs w:val="20"/>
                         </w:rPr>
                         <w:t xml:space="preserve">Range: </w:t>
                       </w:r>
@@ -1030,6 +1599,8 @@
                           <w:rFonts w:eastAsiaTheme="minorEastAsia"/>
                           <w:b/>
                           <w:bCs/>
+                          <w:sz w:val="20"/>
+                          <w:szCs w:val="20"/>
                         </w:rPr>
                         <w:t>[0, ∞)</w:t>
                       </w:r>
@@ -1041,6 +1612,8 @@
                           <w:rFonts w:eastAsiaTheme="minorEastAsia"/>
                           <w:b/>
                           <w:bCs/>
+                          <w:sz w:val="20"/>
+                          <w:szCs w:val="20"/>
                         </w:rPr>
                       </w:pPr>
                       <w:r>
@@ -1048,6 +1621,8 @@
                           <w:rFonts w:eastAsiaTheme="minorEastAsia"/>
                           <w:b/>
                           <w:bCs/>
+                          <w:sz w:val="20"/>
+                          <w:szCs w:val="20"/>
                         </w:rPr>
                         <w:t xml:space="preserve">Leaky </w:t>
                       </w:r>
@@ -1057,6 +1632,8 @@
                           <w:rFonts w:eastAsiaTheme="minorEastAsia"/>
                           <w:b/>
                           <w:bCs/>
+                          <w:sz w:val="20"/>
+                          <w:szCs w:val="20"/>
                         </w:rPr>
                         <w:t>ReLU</w:t>
                       </w:r>
@@ -1067,8 +1644,8 @@
                           <w:b/>
                           <w:bCs/>
                           <w:kern w:val="0"/>
-                          <w:sz w:val="36"/>
-                          <w:szCs w:val="36"/>
+                          <w:sz w:val="20"/>
+                          <w:szCs w:val="20"/>
                           <w:lang w:eastAsia="en-IN"/>
                           <w14:ligatures w14:val="none"/>
                         </w:rPr>
@@ -1080,6 +1657,8 @@
                         <w:spacing w:after="0"/>
                         <w:rPr>
                           <w:rFonts w:eastAsiaTheme="minorEastAsia"/>
+                          <w:sz w:val="20"/>
+                          <w:szCs w:val="20"/>
                           <w:lang w:val="en-US"/>
                         </w:rPr>
                       </w:pPr>
@@ -1091,6 +1670,8 @@
                             </m:rPr>
                             <w:rPr>
                               <w:rFonts w:ascii="Cambria Math" w:eastAsiaTheme="minorEastAsia" w:hAnsi="Cambria Math"/>
+                              <w:sz w:val="20"/>
+                              <w:szCs w:val="20"/>
                             </w:rPr>
                             <m:t>f(x)=</m:t>
                           </m:r>
@@ -1103,6 +1684,8 @@
                                   <w:rFonts w:ascii="Cambria Math" w:eastAsiaTheme="minorEastAsia" w:hAnsi="Cambria Math"/>
                                   <w:b/>
                                   <w:bCs/>
+                                  <w:sz w:val="20"/>
+                                  <w:szCs w:val="20"/>
                                 </w:rPr>
                               </m:ctrlPr>
                             </m:dPr>
@@ -1123,6 +1706,8 @@
                                       <w:rFonts w:ascii="Cambria Math" w:eastAsiaTheme="minorEastAsia" w:hAnsi="Cambria Math"/>
                                       <w:b/>
                                       <w:bCs/>
+                                      <w:sz w:val="20"/>
+                                      <w:szCs w:val="20"/>
                                     </w:rPr>
                                   </m:ctrlPr>
                                 </m:mPr>
@@ -1134,6 +1719,8 @@
                                       </m:rPr>
                                       <w:rPr>
                                         <w:rFonts w:ascii="Cambria Math" w:eastAsiaTheme="minorEastAsia" w:hAnsi="Cambria Math"/>
+                                        <w:sz w:val="20"/>
+                                        <w:szCs w:val="20"/>
                                       </w:rPr>
                                       <m:t>x</m:t>
                                     </m:r>
@@ -1147,6 +1734,8 @@
                                         <w:rFonts w:eastAsiaTheme="minorEastAsia"/>
                                         <w:b/>
                                         <w:bCs/>
+                                        <w:sz w:val="20"/>
+                                        <w:szCs w:val="20"/>
                                       </w:rPr>
                                       <m:t xml:space="preserve">if </m:t>
                                     </m:r>
@@ -1156,6 +1745,8 @@
                                       </m:rPr>
                                       <w:rPr>
                                         <w:rFonts w:ascii="Cambria Math" w:eastAsiaTheme="minorEastAsia" w:hAnsi="Cambria Math"/>
+                                        <w:sz w:val="20"/>
+                                        <w:szCs w:val="20"/>
                                       </w:rPr>
                                       <m:t>x&gt;0</m:t>
                                     </m:r>
@@ -1169,6 +1760,8 @@
                                       </m:rPr>
                                       <w:rPr>
                                         <w:rFonts w:ascii="Cambria Math" w:eastAsiaTheme="minorEastAsia" w:hAnsi="Cambria Math"/>
+                                        <w:sz w:val="20"/>
+                                        <w:szCs w:val="20"/>
                                       </w:rPr>
                                       <m:t>αx</m:t>
                                     </m:r>
@@ -1182,6 +1775,8 @@
                                         <w:rFonts w:eastAsiaTheme="minorEastAsia"/>
                                         <w:b/>
                                         <w:bCs/>
+                                        <w:sz w:val="20"/>
+                                        <w:szCs w:val="20"/>
                                       </w:rPr>
                                       <m:t xml:space="preserve">if </m:t>
                                     </m:r>
@@ -1191,6 +1786,8 @@
                                       </m:rPr>
                                       <w:rPr>
                                         <w:rFonts w:ascii="Cambria Math" w:eastAsiaTheme="minorEastAsia" w:hAnsi="Cambria Math"/>
+                                        <w:sz w:val="20"/>
+                                        <w:szCs w:val="20"/>
                                       </w:rPr>
                                       <m:t>x≤0</m:t>
                                     </m:r>
@@ -1200,10 +1797,13 @@
                             </m:e>
                           </m:d>
                           <m:r>
+                            <m:rPr>
+                              <m:sty m:val="b"/>
+                            </m:rPr>
                             <w:rPr>
                               <w:rFonts w:eastAsiaTheme="minorEastAsia"/>
-                              <w:b/>
-                              <w:bCs/>
+                              <w:sz w:val="20"/>
+                              <w:szCs w:val="20"/>
                             </w:rPr>
                             <w:br/>
                           </m:r>
@@ -1213,6 +1813,10 @@
                     <w:p>
                       <w:pPr>
                         <w:spacing w:after="0"/>
+                        <w:rPr>
+                          <w:sz w:val="20"/>
+                          <w:szCs w:val="20"/>
+                        </w:rPr>
                       </w:pPr>
                     </w:p>
                   </w:txbxContent>
@@ -1258,6 +1862,14 @@
         </w:rPr>
       </w:pPr>
     </w:p>
+    <w:p>
+      <w:pPr>
+        <w:rPr>
+          <w:lang w:val="en-US"/>
+        </w:rPr>
+      </w:pPr>
+    </w:p>
+    <w:p/>
     <w:p>
       <w:pPr>
         <w:rPr>
@@ -1276,16 +1888,16 @@
         <mc:AlternateContent>
           <mc:Choice Requires="wps">
             <w:drawing>
-              <wp:anchor distT="0" distB="0" distL="114300" distR="114300" simplePos="0" relativeHeight="251666432" behindDoc="0" locked="0" layoutInCell="1" allowOverlap="1" wp14:anchorId="5049757D" wp14:editId="4B0F7FBC">
+              <wp:anchor distT="0" distB="0" distL="114300" distR="114300" simplePos="0" relativeHeight="251666432" behindDoc="0" locked="0" layoutInCell="1" allowOverlap="1" wp14:anchorId="5049757D" wp14:editId="143E3372">
                 <wp:simplePos x="0" y="0"/>
                 <wp:positionH relativeFrom="column">
-                  <wp:posOffset>4422775</wp:posOffset>
+                  <wp:posOffset>4422529</wp:posOffset>
                 </wp:positionH>
                 <wp:positionV relativeFrom="paragraph">
-                  <wp:posOffset>251333</wp:posOffset>
+                  <wp:posOffset>135399</wp:posOffset>
                 </wp:positionV>
-                <wp:extent cx="2267585" cy="2395220"/>
-                <wp:effectExtent l="0" t="0" r="18415" b="24130"/>
+                <wp:extent cx="2267585" cy="2909365"/>
+                <wp:effectExtent l="0" t="0" r="18415" b="24765"/>
                 <wp:wrapNone/>
                 <wp:docPr id="404694686" name="Text Box 3"/>
                 <wp:cNvGraphicFramePr/>
@@ -1296,7 +1908,7 @@
                       <wps:spPr>
                         <a:xfrm>
                           <a:off x="0" y="0"/>
-                          <a:ext cx="2267585" cy="2395220"/>
+                          <a:ext cx="2267585" cy="2909365"/>
                         </a:xfrm>
                         <a:prstGeom prst="rect">
                           <a:avLst/>
@@ -1316,6 +1928,8 @@
                             <w:pPr>
                               <w:spacing w:after="0"/>
                               <w:rPr>
+                                <w:sz w:val="20"/>
+                                <w:szCs w:val="20"/>
                                 <w:lang w:val="en-US"/>
                               </w:rPr>
                             </w:pPr>
@@ -1323,29 +1937,19 @@
                               <w:rPr>
                                 <w:b/>
                                 <w:bCs/>
+                                <w:sz w:val="20"/>
+                                <w:szCs w:val="20"/>
                                 <w:lang w:val="en-US"/>
                               </w:rPr>
                               <w:t>Sigmoid</w:t>
                             </w:r>
                             <w:r>
                               <w:rPr>
+                                <w:sz w:val="20"/>
+                                <w:szCs w:val="20"/>
                                 <w:lang w:val="en-US"/>
                               </w:rPr>
-                              <w:t xml:space="preserve"> (</w:t>
-                            </w:r>
-                            <w:proofErr w:type="gramStart"/>
-                            <w:r>
-                              <w:rPr>
-                                <w:lang w:val="en-US"/>
-                              </w:rPr>
-                              <w:t>Non-Linear</w:t>
-                            </w:r>
-                            <w:proofErr w:type="gramEnd"/>
-                            <w:r>
-                              <w:rPr>
-                                <w:lang w:val="en-US"/>
-                              </w:rPr>
-                              <w:t>):</w:t>
+                              <w:t xml:space="preserve"> (Non-Linear):</w:t>
                             </w:r>
                           </w:p>
                           <w:p>
@@ -1356,6 +1960,8 @@
                                 <w:numId w:val="2"/>
                               </w:numPr>
                               <w:rPr>
+                                <w:sz w:val="20"/>
+                                <w:szCs w:val="20"/>
                                 <w:lang w:val="en-US"/>
                               </w:rPr>
                             </w:pPr>
@@ -1363,6 +1969,8 @@
                               <m:r>
                                 <w:rPr>
                                   <w:rFonts w:ascii="Cambria Math" w:hAnsi="Cambria Math"/>
+                                  <w:sz w:val="20"/>
+                                  <w:szCs w:val="20"/>
                                 </w:rPr>
                                 <m:t>σ(x)=</m:t>
                               </m:r>
@@ -1371,6 +1979,8 @@
                                   <m:ctrlPr>
                                     <w:rPr>
                                       <w:rFonts w:ascii="Cambria Math" w:hAnsi="Cambria Math"/>
+                                      <w:sz w:val="20"/>
+                                      <w:szCs w:val="20"/>
                                     </w:rPr>
                                   </m:ctrlPr>
                                 </m:fPr>
@@ -1378,6 +1988,8 @@
                                   <m:r>
                                     <w:rPr>
                                       <w:rFonts w:ascii="Cambria Math" w:hAnsi="Cambria Math"/>
+                                      <w:sz w:val="20"/>
+                                      <w:szCs w:val="20"/>
                                     </w:rPr>
                                     <m:t>1</m:t>
                                   </m:r>
@@ -1386,6 +1998,8 @@
                                   <m:r>
                                     <w:rPr>
                                       <w:rFonts w:ascii="Cambria Math" w:hAnsi="Cambria Math"/>
+                                      <w:sz w:val="20"/>
+                                      <w:szCs w:val="20"/>
                                     </w:rPr>
                                     <m:t>1+</m:t>
                                   </m:r>
@@ -1394,6 +2008,8 @@
                                       <m:ctrlPr>
                                         <w:rPr>
                                           <w:rFonts w:ascii="Cambria Math" w:hAnsi="Cambria Math"/>
+                                          <w:sz w:val="20"/>
+                                          <w:szCs w:val="20"/>
                                         </w:rPr>
                                       </m:ctrlPr>
                                     </m:sSupPr>
@@ -1401,6 +2017,8 @@
                                       <m:r>
                                         <w:rPr>
                                           <w:rFonts w:ascii="Cambria Math" w:hAnsi="Cambria Math"/>
+                                          <w:sz w:val="20"/>
+                                          <w:szCs w:val="20"/>
                                         </w:rPr>
                                         <m:t>e</m:t>
                                       </m:r>
@@ -1409,6 +2027,8 @@
                                       <m:r>
                                         <w:rPr>
                                           <w:rFonts w:ascii="Cambria Math" w:hAnsi="Cambria Math"/>
+                                          <w:sz w:val="20"/>
+                                          <w:szCs w:val="20"/>
                                         </w:rPr>
                                         <m:t>-x</m:t>
                                       </m:r>
@@ -1426,20 +2046,87 @@
                                 <w:numId w:val="2"/>
                               </w:numPr>
                               <w:rPr>
+                                <w:sz w:val="20"/>
+                                <w:szCs w:val="20"/>
+                                <w:lang w:val="en-US"/>
+                              </w:rPr>
+                            </w:pPr>
+                            <m:oMath>
+                              <m:f>
+                                <m:fPr>
+                                  <m:ctrlPr>
+                                    <w:rPr>
+                                      <w:rFonts w:ascii="Cambria Math" w:hAnsi="Cambria Math"/>
+                                      <w:sz w:val="20"/>
+                                      <w:szCs w:val="20"/>
+                                    </w:rPr>
+                                  </m:ctrlPr>
+                                </m:fPr>
+                                <m:num>
+                                  <m:r>
+                                    <w:rPr>
+                                      <w:rFonts w:ascii="Cambria Math" w:hAnsi="Cambria Math"/>
+                                      <w:sz w:val="20"/>
+                                      <w:szCs w:val="20"/>
+                                    </w:rPr>
+                                    <m:t>dσ(x)</m:t>
+                                  </m:r>
+                                </m:num>
+                                <m:den>
+                                  <m:r>
+                                    <w:rPr>
+                                      <w:rFonts w:ascii="Cambria Math" w:hAnsi="Cambria Math"/>
+                                      <w:sz w:val="20"/>
+                                      <w:szCs w:val="20"/>
+                                    </w:rPr>
+                                    <m:t>dx</m:t>
+                                  </m:r>
+                                </m:den>
+                              </m:f>
+                              <m:r>
+                                <w:rPr>
+                                  <w:rFonts w:ascii="Cambria Math" w:hAnsi="Cambria Math"/>
+                                  <w:sz w:val="20"/>
+                                  <w:szCs w:val="20"/>
+                                </w:rPr>
+                                <m:t>=σ(x)(1-σ(x))</m:t>
+                              </m:r>
+                            </m:oMath>
+                          </w:p>
+                          <w:p>
+                            <w:pPr>
+                              <w:pStyle w:val="ListParagraph"/>
+                              <w:numPr>
+                                <w:ilvl w:val="0"/>
+                                <w:numId w:val="2"/>
+                              </w:numPr>
+                              <w:rPr>
+                                <w:sz w:val="20"/>
+                                <w:szCs w:val="20"/>
                                 <w:lang w:val="en-US"/>
                               </w:rPr>
                             </w:pPr>
                             <w:r>
+                              <w:rPr>
+                                <w:sz w:val="20"/>
+                                <w:szCs w:val="20"/>
+                              </w:rPr>
                               <w:t xml:space="preserve">Outputs a </w:t>
                             </w:r>
                             <w:r>
                               <w:rPr>
                                 <w:b/>
                                 <w:bCs/>
+                                <w:sz w:val="20"/>
+                                <w:szCs w:val="20"/>
                               </w:rPr>
                               <w:t>single probability</w:t>
                             </w:r>
                             <w:r>
+                              <w:rPr>
+                                <w:sz w:val="20"/>
+                                <w:szCs w:val="20"/>
+                              </w:rPr>
                               <w:t xml:space="preserve"> (independent of others)</w:t>
                             </w:r>
                           </w:p>
@@ -1451,20 +2138,32 @@
                                 <w:numId w:val="2"/>
                               </w:numPr>
                               <w:rPr>
+                                <w:sz w:val="20"/>
+                                <w:szCs w:val="20"/>
                                 <w:lang w:val="en-US"/>
                               </w:rPr>
                             </w:pPr>
                             <w:r>
+                              <w:rPr>
+                                <w:sz w:val="20"/>
+                                <w:szCs w:val="20"/>
+                              </w:rPr>
                               <w:t xml:space="preserve">Used for </w:t>
                             </w:r>
                             <w:r>
                               <w:rPr>
                                 <w:b/>
                                 <w:bCs/>
+                                <w:sz w:val="20"/>
+                                <w:szCs w:val="20"/>
                               </w:rPr>
                               <w:t>binary classification</w:t>
                             </w:r>
                             <w:r>
+                              <w:rPr>
+                                <w:sz w:val="20"/>
+                                <w:szCs w:val="20"/>
+                              </w:rPr>
                               <w:t xml:space="preserve"> (e.g., yes/no, spam/not spam)</w:t>
                             </w:r>
                           </w:p>
@@ -1476,16 +2175,24 @@
                                 <w:numId w:val="2"/>
                               </w:numPr>
                               <w:rPr>
+                                <w:sz w:val="20"/>
+                                <w:szCs w:val="20"/>
                                 <w:lang w:val="en-US"/>
                               </w:rPr>
                             </w:pPr>
                             <w:r>
+                              <w:rPr>
+                                <w:sz w:val="20"/>
+                                <w:szCs w:val="20"/>
+                              </w:rPr>
                               <w:t xml:space="preserve">Each neuron’s output is treated </w:t>
                             </w:r>
                             <w:r>
                               <w:rPr>
                                 <w:b/>
                                 <w:bCs/>
+                                <w:sz w:val="20"/>
+                                <w:szCs w:val="20"/>
                               </w:rPr>
                               <w:t>independently</w:t>
                             </w:r>
@@ -1498,20 +2205,32 @@
                                 <w:numId w:val="2"/>
                               </w:numPr>
                               <w:rPr>
+                                <w:sz w:val="20"/>
+                                <w:szCs w:val="20"/>
                                 <w:lang w:val="en-US"/>
                               </w:rPr>
                             </w:pPr>
                             <w:r>
+                              <w:rPr>
+                                <w:sz w:val="20"/>
+                                <w:szCs w:val="20"/>
+                              </w:rPr>
                               <w:t xml:space="preserve">Can be used in </w:t>
                             </w:r>
                             <w:r>
                               <w:rPr>
                                 <w:b/>
                                 <w:bCs/>
+                                <w:sz w:val="20"/>
+                                <w:szCs w:val="20"/>
                               </w:rPr>
                               <w:t>multi-label classification</w:t>
                             </w:r>
                             <w:r>
+                              <w:rPr>
+                                <w:sz w:val="20"/>
+                                <w:szCs w:val="20"/>
+                              </w:rPr>
                               <w:t xml:space="preserve"> (multiple classes can be “on” at once)</w:t>
                             </w:r>
                           </w:p>
@@ -1523,6 +2242,8 @@
                                 <w:numId w:val="2"/>
                               </w:numPr>
                               <w:rPr>
+                                <w:sz w:val="20"/>
+                                <w:szCs w:val="20"/>
                                 <w:lang w:val="en-US"/>
                               </w:rPr>
                             </w:pPr>
@@ -1530,17 +2251,25 @@
                               <w:rPr>
                                 <w:b/>
                                 <w:bCs/>
+                                <w:sz w:val="20"/>
+                                <w:szCs w:val="20"/>
                                 <w:lang w:val="en-US"/>
                               </w:rPr>
                               <w:t>Example</w:t>
                             </w:r>
                             <w:r>
                               <w:rPr>
+                                <w:sz w:val="20"/>
+                                <w:szCs w:val="20"/>
                                 <w:lang w:val="en-US"/>
                               </w:rPr>
                               <w:t xml:space="preserve">: </w:t>
                             </w:r>
                             <w:r>
+                              <w:rPr>
+                                <w:sz w:val="20"/>
+                                <w:szCs w:val="20"/>
+                              </w:rPr>
                               <w:t>If you’re predicting whether an email is spam:</w:t>
                             </w:r>
                           </w:p>
@@ -1552,10 +2281,16 @@
                                 <w:numId w:val="2"/>
                               </w:numPr>
                               <w:rPr>
+                                <w:sz w:val="20"/>
+                                <w:szCs w:val="20"/>
                                 <w:lang w:val="en-US"/>
                               </w:rPr>
                             </w:pPr>
                             <w:r>
+                              <w:rPr>
+                                <w:sz w:val="20"/>
+                                <w:szCs w:val="20"/>
+                              </w:rPr>
                               <w:t>Output: 0.85 → high probability of spam</w:t>
                             </w:r>
                           </w:p>
@@ -1586,13 +2321,15 @@
           </mc:Choice>
           <mc:Fallback>
             <w:pict>
-              <v:shape w14:anchorId="5049757D" id="_x0000_s1028" type="#_x0000_t202" style="position:absolute;margin-left:348.25pt;margin-top:19.8pt;width:178.55pt;height:188.6pt;z-index:251666432;visibility:visible;mso-wrap-style:square;mso-width-percent:0;mso-height-percent:0;mso-wrap-distance-left:9pt;mso-wrap-distance-top:0;mso-wrap-distance-right:9pt;mso-wrap-distance-bottom:0;mso-position-horizontal:absolute;mso-position-horizontal-relative:text;mso-position-vertical:absolute;mso-position-vertical-relative:text;mso-width-percent:0;mso-height-percent:0;mso-width-relative:margin;mso-height-relative:margin;v-text-anchor:top" o:gfxdata="UEsDBBQABgAIAAAAIQC2gziS/gAAAOEBAAATAAAAW0NvbnRlbnRfVHlwZXNdLnhtbJSRQU7DMBBF&#10;90jcwfIWJU67QAgl6YK0S0CoHGBkTxKLZGx5TGhvj5O2G0SRWNoz/78nu9wcxkFMGNg6quQqL6RA&#10;0s5Y6ir5vt9lD1JwBDIwOMJKHpHlpr69KfdHjyxSmriSfYz+USnWPY7AufNIadK6MEJMx9ApD/oD&#10;OlTrorhX2lFEilmcO2RdNtjC5xDF9pCuTyYBB5bi6bQ4syoJ3g9WQ0ymaiLzg5KdCXlKLjvcW893&#10;SUOqXwnz5DrgnHtJTxOsQfEKIT7DmDSUCaxw7Rqn8787ZsmRM9e2VmPeBN4uqYvTtW7jvijg9N/y&#10;JsXecLq0q+WD6m8AAAD//wMAUEsDBBQABgAIAAAAIQA4/SH/1gAAAJQBAAALAAAAX3JlbHMvLnJl&#10;bHOkkMFqwzAMhu+DvYPRfXGawxijTi+j0GvpHsDYimMaW0Yy2fr2M4PBMnrbUb/Q94l/f/hMi1qR&#10;JVI2sOt6UJgd+ZiDgffL8ekFlFSbvV0oo4EbChzGx4f9GRdb25HMsYhqlCwG5lrLq9biZkxWOiqY&#10;22YiTra2kYMu1l1tQD30/bPm3wwYN0x18gb45AdQl1tp5j/sFB2T0FQ7R0nTNEV3j6o9feQzro1i&#10;OWA14Fm+Q8a1a8+Bvu/d/dMb2JY5uiPbhG/ktn4cqGU/er3pcvwCAAD//wMAUEsDBBQABgAIAAAA&#10;IQAaALwmPAIAAIQEAAAOAAAAZHJzL2Uyb0RvYy54bWysVE1v2zAMvQ/YfxB0X5y4SdoGcYosRYYB&#10;QVsgLXpWZCkWJouapMTOfv0o5bvbadhFJkXqkXwkPX5oa022wnkFpqC9TpcSYTiUyqwL+vY6/3JH&#10;iQ/MlEyDEQXdCU8fJp8/jRs7EjlUoEvhCIIYP2psQasQ7CjLPK9EzXwHrDBolOBqFlB166x0rEH0&#10;Wmd5tzvMGnCldcCF93j7uDfSScKXUvDwLKUXgeiCYm4hnS6dq3hmkzEbrR2zleKHNNg/ZFEzZTDo&#10;CeqRBUY2Tv0BVSvuwIMMHQ51BlIqLlINWE2v+6GaZcWsSLUgOd6eaPL/D5Y/bZf2xZHQfoUWGxgJ&#10;aawfebyM9bTS1fGLmRK0I4W7E22iDYTjZZ4Pbwd3A0o42vKb+0GeJ2Kz83PrfPgmoCZRKKjDviS6&#10;2HbhA4ZE16NLjOZBq3KutE5KnAUx045sGXZRh5Qkvrjy0oY0BR3eDLoJ+MoWoU/vV5rxH7HMawTU&#10;tMHLc/FRCu2qJarEso7ErKDcIV8O9qPkLZ8rhF8wH16Yw9lBinAfwjMeUgPmBAeJkgrcr7/dR39s&#10;KVopaXAWC+p/bpgTlOjvBpt93+v34/AmpT+4RXqJu7SsLi1mU88Aierh5lmexOgf9FGUDup3XJtp&#10;jIomZjjGLmg4irOw3xBcOy6m0+SE42pZWJil5RE6NibS+tq+M2cPbQ04EU9wnFo2+tDdvW98aWC6&#10;CSBVan3kec/qgX4c9dSdw1rGXbrUk9f55zH5DQAA//8DAFBLAwQUAAYACAAAACEAJaLNUd4AAAAL&#10;AQAADwAAAGRycy9kb3ducmV2LnhtbEyPwU7DMAyG70i8Q2QkbiwdY1Fbmk6ABhdODMTZa7IkonGq&#10;JuvK25Od2M2WP/3+/mYz+55NeowukITlogCmqQvKkZHw9fl6VwKLCUlhH0hL+NURNu31VYO1Cif6&#10;0NMuGZZDKNYowaY01JzHzmqPcREGTfl2CKPHlNfRcDXiKYf7nt8XheAeHeUPFgf9YnX3szt6Cdtn&#10;U5muxNFuS+XcNH8f3s2blLc389MjsKTn9A/DWT+rQ5ud9uFIKrJegqjEOqMSVpUAdgaK9SpPewkP&#10;S1ECbxt+2aH9AwAA//8DAFBLAQItABQABgAIAAAAIQC2gziS/gAAAOEBAAATAAAAAAAAAAAAAAAA&#10;AAAAAABbQ29udGVudF9UeXBlc10ueG1sUEsBAi0AFAAGAAgAAAAhADj9If/WAAAAlAEAAAsAAAAA&#10;AAAAAAAAAAAALwEAAF9yZWxzLy5yZWxzUEsBAi0AFAAGAAgAAAAhABoAvCY8AgAAhAQAAA4AAAAA&#10;AAAAAAAAAAAALgIAAGRycy9lMm9Eb2MueG1sUEsBAi0AFAAGAAgAAAAhACWizVHeAAAACwEAAA8A&#10;AAAAAAAAAAAAAAAAlgQAAGRycy9kb3ducmV2LnhtbFBLBQYAAAAABAAEAPMAAAChBQAAAAA=&#10;" fillcolor="white [3201]" strokeweight=".5pt">
+              <v:shape w14:anchorId="5049757D" id="_x0000_s1028" type="#_x0000_t202" style="position:absolute;margin-left:348.25pt;margin-top:10.65pt;width:178.55pt;height:229.1pt;z-index:251666432;visibility:visible;mso-wrap-style:square;mso-width-percent:0;mso-height-percent:0;mso-wrap-distance-left:9pt;mso-wrap-distance-top:0;mso-wrap-distance-right:9pt;mso-wrap-distance-bottom:0;mso-position-horizontal:absolute;mso-position-horizontal-relative:text;mso-position-vertical:absolute;mso-position-vertical-relative:text;mso-width-percent:0;mso-height-percent:0;mso-width-relative:margin;mso-height-relative:margin;v-text-anchor:top" o:gfxdata="UEsDBBQABgAIAAAAIQC2gziS/gAAAOEBAAATAAAAW0NvbnRlbnRfVHlwZXNdLnhtbJSRQU7DMBBF&#10;90jcwfIWJU67QAgl6YK0S0CoHGBkTxKLZGx5TGhvj5O2G0SRWNoz/78nu9wcxkFMGNg6quQqL6RA&#10;0s5Y6ir5vt9lD1JwBDIwOMJKHpHlpr69KfdHjyxSmriSfYz+USnWPY7AufNIadK6MEJMx9ApD/oD&#10;OlTrorhX2lFEilmcO2RdNtjC5xDF9pCuTyYBB5bi6bQ4syoJ3g9WQ0ymaiLzg5KdCXlKLjvcW893&#10;SUOqXwnz5DrgnHtJTxOsQfEKIT7DmDSUCaxw7Rqn8787ZsmRM9e2VmPeBN4uqYvTtW7jvijg9N/y&#10;JsXecLq0q+WD6m8AAAD//wMAUEsDBBQABgAIAAAAIQA4/SH/1gAAAJQBAAALAAAAX3JlbHMvLnJl&#10;bHOkkMFqwzAMhu+DvYPRfXGawxijTi+j0GvpHsDYimMaW0Yy2fr2M4PBMnrbUb/Q94l/f/hMi1qR&#10;JVI2sOt6UJgd+ZiDgffL8ekFlFSbvV0oo4EbChzGx4f9GRdb25HMsYhqlCwG5lrLq9biZkxWOiqY&#10;22YiTra2kYMu1l1tQD30/bPm3wwYN0x18gb45AdQl1tp5j/sFB2T0FQ7R0nTNEV3j6o9feQzro1i&#10;OWA14Fm+Q8a1a8+Bvu/d/dMb2JY5uiPbhG/ktn4cqGU/er3pcvwCAAD//wMAUEsDBBQABgAIAAAA&#10;IQAcS0y9PgIAAIQEAAAOAAAAZHJzL2Uyb0RvYy54bWysVE1v2zAMvQ/YfxB0X+y4SdoYcYosRYYB&#10;QVsgLXpWZDk2JouapMTOfv0o2flot9Owi0yJ1BP5+OjZfVtLchDGVqAyOhzElAjFIa/ULqOvL6sv&#10;d5RYx1TOJCiR0aOw9H7++dOs0alIoASZC0MQRNm00RktndNpFFleiprZAWih0FmAqZnDrdlFuWEN&#10;otcySuJ4EjVgcm2AC2vx9KFz0nnALwrB3VNRWOGIzCjm5sJqwrr1azSfsXRnmC4r3qfB/iGLmlUK&#10;Hz1DPTDHyN5Uf0DVFTdgoXADDnUERVFxEWrAaobxh2o2JdMi1ILkWH2myf4/WP542OhnQ1z7FVps&#10;oCek0Ta1eOjraQtT+y9mStCPFB7PtInWEY6HSTK5Hd+NKeHoS6bx9GYy9jjR5bo21n0TUBNvZNRg&#10;XwJd7LC2rgs9hfjXLMgqX1VSho3XglhKQw4MuyhdSBLB30VJRZqMTm7GcQB+5/PQ5/tbyfiPPr2r&#10;KMSTCnO+FO8t125bUuVY1omYLeRH5MtAJyWr+apC+DWz7pkZ1A5ShPPgnnApJGBO0FuUlGB+/e3c&#10;x2NL0UtJg1rMqP25Z0ZQIr8rbPZ0OBp58YbNaHyb4MZce7bXHrWvl4BEDXHyNA+mj3fyZBYG6jcc&#10;m4V/FV1McXw7o+5kLl03ITh2XCwWIQjlqplbq43mHto3xtP60r4xo/u2OlTEI5xUy9IP3e1i/U0F&#10;i72Dogqt9zx3rPb0o9SDePqx9LN0vQ9Rl5/H/DcAAAD//wMAUEsDBBQABgAIAAAAIQCYguOM3wAA&#10;AAsBAAAPAAAAZHJzL2Rvd25yZXYueG1sTI/BTsMwEETvSPyDtUjcqNOWhCTEqQAVLj1REOdtvLUt&#10;YjuK3TT8Pe4Jjqt5mnnbbGbbs4nGYLwTsFxkwMh1XhqnBHx+vN6VwEJEJ7H3jgT8UIBNe33VYC39&#10;2b3TtI+KpRIXahSgYxxqzkOnyWJY+IFcyo5+tBjTOSouRzynctvzVZYV3KJxaUHjQC+auu/9yQrY&#10;PqtKdSWOeltKY6b567hTb0Lc3sxPj8AizfEPhot+Uoc2OR38ycnAegFFVeQJFbBaroFdgCxfF8AO&#10;Au4fqhx42/D/P7S/AAAA//8DAFBLAQItABQABgAIAAAAIQC2gziS/gAAAOEBAAATAAAAAAAAAAAA&#10;AAAAAAAAAABbQ29udGVudF9UeXBlc10ueG1sUEsBAi0AFAAGAAgAAAAhADj9If/WAAAAlAEAAAsA&#10;AAAAAAAAAAAAAAAALwEAAF9yZWxzLy5yZWxzUEsBAi0AFAAGAAgAAAAhABxLTL0+AgAAhAQAAA4A&#10;AAAAAAAAAAAAAAAALgIAAGRycy9lMm9Eb2MueG1sUEsBAi0AFAAGAAgAAAAhAJiC44zfAAAACwEA&#10;AA8AAAAAAAAAAAAAAAAAmAQAAGRycy9kb3ducmV2LnhtbFBLBQYAAAAABAAEAPMAAACkBQAAAAA=&#10;" fillcolor="white [3201]" strokeweight=".5pt">
                 <v:textbox>
                   <w:txbxContent>
                     <w:p>
                       <w:pPr>
                         <w:spacing w:after="0"/>
                         <w:rPr>
+                          <w:sz w:val="20"/>
+                          <w:szCs w:val="20"/>
                           <w:lang w:val="en-US"/>
                         </w:rPr>
                       </w:pPr>
@@ -1600,29 +2337,19 @@
                         <w:rPr>
                           <w:b/>
                           <w:bCs/>
+                          <w:sz w:val="20"/>
+                          <w:szCs w:val="20"/>
                           <w:lang w:val="en-US"/>
                         </w:rPr>
                         <w:t>Sigmoid</w:t>
                       </w:r>
                       <w:r>
                         <w:rPr>
+                          <w:sz w:val="20"/>
+                          <w:szCs w:val="20"/>
                           <w:lang w:val="en-US"/>
                         </w:rPr>
-                        <w:t xml:space="preserve"> (</w:t>
-                      </w:r>
-                      <w:proofErr w:type="gramStart"/>
-                      <w:r>
-                        <w:rPr>
-                          <w:lang w:val="en-US"/>
-                        </w:rPr>
-                        <w:t>Non-Linear</w:t>
-                      </w:r>
-                      <w:proofErr w:type="gramEnd"/>
-                      <w:r>
-                        <w:rPr>
-                          <w:lang w:val="en-US"/>
-                        </w:rPr>
-                        <w:t>):</w:t>
+                        <w:t xml:space="preserve"> (Non-Linear):</w:t>
                       </w:r>
                     </w:p>
                     <w:p>
@@ -1633,6 +2360,8 @@
                           <w:numId w:val="2"/>
                         </w:numPr>
                         <w:rPr>
+                          <w:sz w:val="20"/>
+                          <w:szCs w:val="20"/>
                           <w:lang w:val="en-US"/>
                         </w:rPr>
                       </w:pPr>
@@ -1640,6 +2369,8 @@
                         <m:r>
                           <w:rPr>
                             <w:rFonts w:ascii="Cambria Math" w:hAnsi="Cambria Math"/>
+                            <w:sz w:val="20"/>
+                            <w:szCs w:val="20"/>
                           </w:rPr>
                           <m:t>σ(x)=</m:t>
                         </m:r>
@@ -1648,6 +2379,8 @@
                             <m:ctrlPr>
                               <w:rPr>
                                 <w:rFonts w:ascii="Cambria Math" w:hAnsi="Cambria Math"/>
+                                <w:sz w:val="20"/>
+                                <w:szCs w:val="20"/>
                               </w:rPr>
                             </m:ctrlPr>
                           </m:fPr>
@@ -1655,6 +2388,8 @@
                             <m:r>
                               <w:rPr>
                                 <w:rFonts w:ascii="Cambria Math" w:hAnsi="Cambria Math"/>
+                                <w:sz w:val="20"/>
+                                <w:szCs w:val="20"/>
                               </w:rPr>
                               <m:t>1</m:t>
                             </m:r>
@@ -1663,6 +2398,8 @@
                             <m:r>
                               <w:rPr>
                                 <w:rFonts w:ascii="Cambria Math" w:hAnsi="Cambria Math"/>
+                                <w:sz w:val="20"/>
+                                <w:szCs w:val="20"/>
                               </w:rPr>
                               <m:t>1+</m:t>
                             </m:r>
@@ -1671,6 +2408,8 @@
                                 <m:ctrlPr>
                                   <w:rPr>
                                     <w:rFonts w:ascii="Cambria Math" w:hAnsi="Cambria Math"/>
+                                    <w:sz w:val="20"/>
+                                    <w:szCs w:val="20"/>
                                   </w:rPr>
                                 </m:ctrlPr>
                               </m:sSupPr>
@@ -1678,6 +2417,8 @@
                                 <m:r>
                                   <w:rPr>
                                     <w:rFonts w:ascii="Cambria Math" w:hAnsi="Cambria Math"/>
+                                    <w:sz w:val="20"/>
+                                    <w:szCs w:val="20"/>
                                   </w:rPr>
                                   <m:t>e</m:t>
                                 </m:r>
@@ -1686,6 +2427,8 @@
                                 <m:r>
                                   <w:rPr>
                                     <w:rFonts w:ascii="Cambria Math" w:hAnsi="Cambria Math"/>
+                                    <w:sz w:val="20"/>
+                                    <w:szCs w:val="20"/>
                                   </w:rPr>
                                   <m:t>-x</m:t>
                                 </m:r>
@@ -1703,20 +2446,87 @@
                           <w:numId w:val="2"/>
                         </w:numPr>
                         <w:rPr>
+                          <w:sz w:val="20"/>
+                          <w:szCs w:val="20"/>
+                          <w:lang w:val="en-US"/>
+                        </w:rPr>
+                      </w:pPr>
+                      <m:oMath>
+                        <m:f>
+                          <m:fPr>
+                            <m:ctrlPr>
+                              <w:rPr>
+                                <w:rFonts w:ascii="Cambria Math" w:hAnsi="Cambria Math"/>
+                                <w:sz w:val="20"/>
+                                <w:szCs w:val="20"/>
+                              </w:rPr>
+                            </m:ctrlPr>
+                          </m:fPr>
+                          <m:num>
+                            <m:r>
+                              <w:rPr>
+                                <w:rFonts w:ascii="Cambria Math" w:hAnsi="Cambria Math"/>
+                                <w:sz w:val="20"/>
+                                <w:szCs w:val="20"/>
+                              </w:rPr>
+                              <m:t>dσ(x)</m:t>
+                            </m:r>
+                          </m:num>
+                          <m:den>
+                            <m:r>
+                              <w:rPr>
+                                <w:rFonts w:ascii="Cambria Math" w:hAnsi="Cambria Math"/>
+                                <w:sz w:val="20"/>
+                                <w:szCs w:val="20"/>
+                              </w:rPr>
+                              <m:t>dx</m:t>
+                            </m:r>
+                          </m:den>
+                        </m:f>
+                        <m:r>
+                          <w:rPr>
+                            <w:rFonts w:ascii="Cambria Math" w:hAnsi="Cambria Math"/>
+                            <w:sz w:val="20"/>
+                            <w:szCs w:val="20"/>
+                          </w:rPr>
+                          <m:t>=σ(x)(1-σ(x))</m:t>
+                        </m:r>
+                      </m:oMath>
+                    </w:p>
+                    <w:p>
+                      <w:pPr>
+                        <w:pStyle w:val="ListParagraph"/>
+                        <w:numPr>
+                          <w:ilvl w:val="0"/>
+                          <w:numId w:val="2"/>
+                        </w:numPr>
+                        <w:rPr>
+                          <w:sz w:val="20"/>
+                          <w:szCs w:val="20"/>
                           <w:lang w:val="en-US"/>
                         </w:rPr>
                       </w:pPr>
                       <w:r>
+                        <w:rPr>
+                          <w:sz w:val="20"/>
+                          <w:szCs w:val="20"/>
+                        </w:rPr>
                         <w:t xml:space="preserve">Outputs a </w:t>
                       </w:r>
                       <w:r>
                         <w:rPr>
                           <w:b/>
                           <w:bCs/>
+                          <w:sz w:val="20"/>
+                          <w:szCs w:val="20"/>
                         </w:rPr>
                         <w:t>single probability</w:t>
                       </w:r>
                       <w:r>
+                        <w:rPr>
+                          <w:sz w:val="20"/>
+                          <w:szCs w:val="20"/>
+                        </w:rPr>
                         <w:t xml:space="preserve"> (independent of others)</w:t>
                       </w:r>
                     </w:p>
@@ -1728,20 +2538,32 @@
                           <w:numId w:val="2"/>
                         </w:numPr>
                         <w:rPr>
+                          <w:sz w:val="20"/>
+                          <w:szCs w:val="20"/>
                           <w:lang w:val="en-US"/>
                         </w:rPr>
                       </w:pPr>
                       <w:r>
+                        <w:rPr>
+                          <w:sz w:val="20"/>
+                          <w:szCs w:val="20"/>
+                        </w:rPr>
                         <w:t xml:space="preserve">Used for </w:t>
                       </w:r>
                       <w:r>
                         <w:rPr>
                           <w:b/>
                           <w:bCs/>
+                          <w:sz w:val="20"/>
+                          <w:szCs w:val="20"/>
                         </w:rPr>
                         <w:t>binary classification</w:t>
                       </w:r>
                       <w:r>
+                        <w:rPr>
+                          <w:sz w:val="20"/>
+                          <w:szCs w:val="20"/>
+                        </w:rPr>
                         <w:t xml:space="preserve"> (e.g., yes/no, spam/not spam)</w:t>
                       </w:r>
                     </w:p>
@@ -1753,16 +2575,24 @@
                           <w:numId w:val="2"/>
                         </w:numPr>
                         <w:rPr>
+                          <w:sz w:val="20"/>
+                          <w:szCs w:val="20"/>
                           <w:lang w:val="en-US"/>
                         </w:rPr>
                       </w:pPr>
                       <w:r>
+                        <w:rPr>
+                          <w:sz w:val="20"/>
+                          <w:szCs w:val="20"/>
+                        </w:rPr>
                         <w:t xml:space="preserve">Each neuron’s output is treated </w:t>
                       </w:r>
                       <w:r>
                         <w:rPr>
                           <w:b/>
                           <w:bCs/>
+                          <w:sz w:val="20"/>
+                          <w:szCs w:val="20"/>
                         </w:rPr>
                         <w:t>independently</w:t>
                       </w:r>
@@ -1775,20 +2605,32 @@
                           <w:numId w:val="2"/>
                         </w:numPr>
                         <w:rPr>
+                          <w:sz w:val="20"/>
+                          <w:szCs w:val="20"/>
                           <w:lang w:val="en-US"/>
                         </w:rPr>
                       </w:pPr>
                       <w:r>
+                        <w:rPr>
+                          <w:sz w:val="20"/>
+                          <w:szCs w:val="20"/>
+                        </w:rPr>
                         <w:t xml:space="preserve">Can be used in </w:t>
                       </w:r>
                       <w:r>
                         <w:rPr>
                           <w:b/>
                           <w:bCs/>
+                          <w:sz w:val="20"/>
+                          <w:szCs w:val="20"/>
                         </w:rPr>
                         <w:t>multi-label classification</w:t>
                       </w:r>
                       <w:r>
+                        <w:rPr>
+                          <w:sz w:val="20"/>
+                          <w:szCs w:val="20"/>
+                        </w:rPr>
                         <w:t xml:space="preserve"> (multiple classes can be “on” at once)</w:t>
                       </w:r>
                     </w:p>
@@ -1800,6 +2642,8 @@
                           <w:numId w:val="2"/>
                         </w:numPr>
                         <w:rPr>
+                          <w:sz w:val="20"/>
+                          <w:szCs w:val="20"/>
                           <w:lang w:val="en-US"/>
                         </w:rPr>
                       </w:pPr>
@@ -1807,17 +2651,25 @@
                         <w:rPr>
                           <w:b/>
                           <w:bCs/>
+                          <w:sz w:val="20"/>
+                          <w:szCs w:val="20"/>
                           <w:lang w:val="en-US"/>
                         </w:rPr>
                         <w:t>Example</w:t>
                       </w:r>
                       <w:r>
                         <w:rPr>
+                          <w:sz w:val="20"/>
+                          <w:szCs w:val="20"/>
                           <w:lang w:val="en-US"/>
                         </w:rPr>
                         <w:t xml:space="preserve">: </w:t>
                       </w:r>
                       <w:r>
+                        <w:rPr>
+                          <w:sz w:val="20"/>
+                          <w:szCs w:val="20"/>
+                        </w:rPr>
                         <w:t>If you’re predicting whether an email is spam:</w:t>
                       </w:r>
                     </w:p>
@@ -1829,10 +2681,16 @@
                           <w:numId w:val="2"/>
                         </w:numPr>
                         <w:rPr>
+                          <w:sz w:val="20"/>
+                          <w:szCs w:val="20"/>
                           <w:lang w:val="en-US"/>
                         </w:rPr>
                       </w:pPr>
                       <w:r>
+                        <w:rPr>
+                          <w:sz w:val="20"/>
+                          <w:szCs w:val="20"/>
+                        </w:rPr>
                         <w:t>Output: 0.85 → high probability of spam</w:t>
                       </w:r>
                     </w:p>
@@ -1848,14 +2706,6 @@
           </mc:Fallback>
         </mc:AlternateContent>
       </w:r>
-    </w:p>
-    <w:p/>
-    <w:p>
-      <w:pPr>
-        <w:rPr>
-          <w:lang w:val="en-US"/>
-        </w:rPr>
-      </w:pPr>
     </w:p>
     <w:p>
       <w:pPr>
@@ -2065,18 +2915,110 @@
           </m:den>
         </m:f>
       </m:oMath>
-    </w:p>
-    <w:p>
-      <w:pPr>
-        <w:pStyle w:val="ListParagraph"/>
-        <w:numPr>
-          <w:ilvl w:val="0"/>
-          <w:numId w:val="2"/>
-        </w:numPr>
+      <w:r>
         <w:rPr>
-          <w:lang w:val="en-US"/>
+          <w:rFonts w:eastAsiaTheme="minorEastAsia"/>
         </w:rPr>
-      </w:pPr>
+        <w:t xml:space="preserve">           </w:t>
+      </w:r>
+      <w:r>
+        <w:rPr>
+          <w:rFonts w:eastAsiaTheme="minorEastAsia"/>
+        </w:rPr>
+        <w:sym w:font="Wingdings" w:char="F0E8"/>
+      </w:r>
+      <w:r>
+        <w:rPr>
+          <w:rFonts w:eastAsiaTheme="minorEastAsia"/>
+        </w:rPr>
+        <w:t xml:space="preserve"> </w:t>
+      </w:r>
+      <m:oMath>
+        <m:sSub>
+          <m:sSubPr>
+            <m:ctrlPr>
+              <w:rPr>
+                <w:rFonts w:ascii="Cambria Math" w:eastAsiaTheme="minorEastAsia" w:hAnsi="Cambria Math"/>
+              </w:rPr>
+            </m:ctrlPr>
+          </m:sSubPr>
+          <m:e>
+            <m:r>
+              <w:rPr>
+                <w:rFonts w:ascii="Cambria Math" w:eastAsiaTheme="minorEastAsia" w:hAnsi="Cambria Math"/>
+              </w:rPr>
+              <m:t>s</m:t>
+            </m:r>
+          </m:e>
+          <m:sub>
+            <m:r>
+              <w:rPr>
+                <w:rFonts w:ascii="Cambria Math" w:eastAsiaTheme="minorEastAsia" w:hAnsi="Cambria Math"/>
+              </w:rPr>
+              <m:t>i</m:t>
+            </m:r>
+          </m:sub>
+        </m:sSub>
+        <m:r>
+          <w:rPr>
+            <w:rFonts w:ascii="Cambria Math" w:eastAsiaTheme="minorEastAsia" w:hAnsi="Cambria Math"/>
+          </w:rPr>
+          <m:t>=</m:t>
+        </m:r>
+        <m:r>
+          <m:rPr>
+            <m:nor/>
+          </m:rPr>
+          <w:rPr>
+            <w:rFonts w:eastAsiaTheme="minorEastAsia"/>
+          </w:rPr>
+          <m:t>softmax</m:t>
+        </m:r>
+        <m:r>
+          <w:rPr>
+            <w:rFonts w:ascii="Cambria Math" w:eastAsiaTheme="minorEastAsia" w:hAnsi="Cambria Math"/>
+          </w:rPr>
+          <m:t>(</m:t>
+        </m:r>
+        <m:sSub>
+          <m:sSubPr>
+            <m:ctrlPr>
+              <w:rPr>
+                <w:rFonts w:ascii="Cambria Math" w:eastAsiaTheme="minorEastAsia" w:hAnsi="Cambria Math"/>
+              </w:rPr>
+            </m:ctrlPr>
+          </m:sSubPr>
+          <m:e>
+            <m:r>
+              <w:rPr>
+                <w:rFonts w:ascii="Cambria Math" w:eastAsiaTheme="minorEastAsia" w:hAnsi="Cambria Math"/>
+              </w:rPr>
+              <m:t>x</m:t>
+            </m:r>
+          </m:e>
+          <m:sub>
+            <m:r>
+              <w:rPr>
+                <w:rFonts w:ascii="Cambria Math" w:eastAsiaTheme="minorEastAsia" w:hAnsi="Cambria Math"/>
+              </w:rPr>
+              <m:t>i</m:t>
+            </m:r>
+          </m:sub>
+        </m:sSub>
+        <m:r>
+          <w:rPr>
+            <w:rFonts w:ascii="Cambria Math" w:eastAsiaTheme="minorEastAsia" w:hAnsi="Cambria Math"/>
+          </w:rPr>
+          <m:t>)</m:t>
+        </m:r>
+      </m:oMath>
+      <w:r>
+        <w:rPr>
+          <w:rFonts w:eastAsiaTheme="minorEastAsia"/>
+          <w:i/>
+        </w:rPr>
+        <w:br/>
+      </w:r>
       <w:r>
         <w:t xml:space="preserve">Outputs </w:t>
       </w:r>
@@ -2184,6 +3126,592 @@
           <w:lang w:val="en-US"/>
         </w:rPr>
       </w:pPr>
+      <w:r>
+        <w:t xml:space="preserve">The derivative of </w:t>
+      </w:r>
+      <w:proofErr w:type="spellStart"/>
+      <w:r>
+        <w:t>softmax</w:t>
+      </w:r>
+      <w:proofErr w:type="spellEnd"/>
+      <w:r>
+        <w:t xml:space="preserve"> is not just a single value</w:t>
+      </w:r>
+      <w:r>
+        <w:br/>
+      </w:r>
+      <w:r>
+        <w:rPr>
+          <w:sz w:val="20"/>
+          <w:szCs w:val="20"/>
+        </w:rPr>
+        <w:t xml:space="preserve">—it’s a </w:t>
+      </w:r>
+      <w:r>
+        <w:rPr>
+          <w:b/>
+          <w:bCs/>
+          <w:sz w:val="20"/>
+          <w:szCs w:val="20"/>
+        </w:rPr>
+        <w:t>Jacobian matrix</w:t>
+      </w:r>
+      <w:r>
+        <w:rPr>
+          <w:sz w:val="20"/>
+          <w:szCs w:val="20"/>
+        </w:rPr>
+        <w:t xml:space="preserve">, because each output </w:t>
+      </w:r>
+      <m:oMath>
+        <m:sSub>
+          <m:sSubPr>
+            <m:ctrlPr>
+              <w:rPr>
+                <w:rFonts w:ascii="Cambria Math" w:hAnsi="Cambria Math"/>
+                <w:sz w:val="20"/>
+                <w:szCs w:val="20"/>
+              </w:rPr>
+            </m:ctrlPr>
+          </m:sSubPr>
+          <m:e>
+            <m:r>
+              <w:rPr>
+                <w:rFonts w:ascii="Cambria Math" w:hAnsi="Cambria Math"/>
+                <w:sz w:val="20"/>
+                <w:szCs w:val="20"/>
+              </w:rPr>
+              <m:t>s</m:t>
+            </m:r>
+          </m:e>
+          <m:sub>
+            <m:r>
+              <w:rPr>
+                <w:rFonts w:ascii="Cambria Math" w:hAnsi="Cambria Math"/>
+                <w:sz w:val="20"/>
+                <w:szCs w:val="20"/>
+              </w:rPr>
+              <m:t>i</m:t>
+            </m:r>
+          </m:sub>
+        </m:sSub>
+      </m:oMath>
+      <w:r>
+        <w:rPr>
+          <w:sz w:val="20"/>
+          <w:szCs w:val="20"/>
+        </w:rPr>
+        <w:t xml:space="preserve">depends on all inputs </w:t>
+      </w:r>
+      <m:oMath>
+        <m:sSub>
+          <m:sSubPr>
+            <m:ctrlPr>
+              <w:rPr>
+                <w:rFonts w:ascii="Cambria Math" w:hAnsi="Cambria Math"/>
+                <w:sz w:val="20"/>
+                <w:szCs w:val="20"/>
+              </w:rPr>
+            </m:ctrlPr>
+          </m:sSubPr>
+          <m:e>
+            <m:r>
+              <w:rPr>
+                <w:rFonts w:ascii="Cambria Math" w:hAnsi="Cambria Math"/>
+                <w:sz w:val="20"/>
+                <w:szCs w:val="20"/>
+              </w:rPr>
+              <m:t>x</m:t>
+            </m:r>
+          </m:e>
+          <m:sub>
+            <m:r>
+              <w:rPr>
+                <w:rFonts w:ascii="Cambria Math" w:hAnsi="Cambria Math"/>
+                <w:sz w:val="20"/>
+                <w:szCs w:val="20"/>
+              </w:rPr>
+              <m:t>j</m:t>
+            </m:r>
+          </m:sub>
+        </m:sSub>
+      </m:oMath>
+      <w:r>
+        <w:rPr>
+          <w:sz w:val="20"/>
+          <w:szCs w:val="20"/>
+        </w:rPr>
+        <w:t>.</w:t>
+      </w:r>
+    </w:p>
+    <w:p>
+      <w:pPr>
+        <w:pStyle w:val="ListParagraph"/>
+        <w:numPr>
+          <w:ilvl w:val="1"/>
+          <w:numId w:val="2"/>
+        </w:numPr>
+        <w:spacing w:after="0"/>
+        <w:rPr>
+          <w:sz w:val="20"/>
+          <w:szCs w:val="20"/>
+          <w:lang w:val="en-US"/>
+        </w:rPr>
+      </w:pPr>
+      <w:r>
+        <w:rPr>
+          <w:sz w:val="20"/>
+          <w:szCs w:val="20"/>
+        </w:rPr>
+        <w:t xml:space="preserve">Case 1: When </w:t>
+      </w:r>
+      <m:oMath>
+        <m:r>
+          <w:rPr>
+            <w:rFonts w:ascii="Cambria Math" w:hAnsi="Cambria Math"/>
+            <w:sz w:val="20"/>
+            <w:szCs w:val="20"/>
+          </w:rPr>
+          <m:t>i=j</m:t>
+        </m:r>
+        <m:r>
+          <w:rPr>
+            <w:rFonts w:ascii="Cambria Math"/>
+            <w:sz w:val="20"/>
+            <w:szCs w:val="20"/>
+          </w:rPr>
+          <m:t xml:space="preserve">              </m:t>
+        </m:r>
+        <m:f>
+          <m:fPr>
+            <m:ctrlPr>
+              <w:rPr>
+                <w:rFonts w:ascii="Cambria Math"/>
+                <w:i/>
+                <w:sz w:val="20"/>
+                <w:szCs w:val="20"/>
+              </w:rPr>
+            </m:ctrlPr>
+          </m:fPr>
+          <m:num>
+            <m:r>
+              <w:rPr>
+                <w:rFonts w:ascii="Cambria Math"/>
+                <w:sz w:val="20"/>
+                <w:szCs w:val="20"/>
+              </w:rPr>
+              <m:t>∂</m:t>
+            </m:r>
+            <m:sSub>
+              <m:sSubPr>
+                <m:ctrlPr>
+                  <w:rPr>
+                    <w:rFonts w:ascii="Cambria Math"/>
+                    <w:i/>
+                    <w:sz w:val="20"/>
+                    <w:szCs w:val="20"/>
+                  </w:rPr>
+                </m:ctrlPr>
+              </m:sSubPr>
+              <m:e>
+                <m:r>
+                  <w:rPr>
+                    <w:rFonts w:ascii="Cambria Math"/>
+                    <w:sz w:val="20"/>
+                    <w:szCs w:val="20"/>
+                  </w:rPr>
+                  <m:t>s</m:t>
+                </m:r>
+              </m:e>
+              <m:sub>
+                <m:r>
+                  <w:rPr>
+                    <w:rFonts w:ascii="Cambria Math"/>
+                    <w:sz w:val="20"/>
+                    <w:szCs w:val="20"/>
+                  </w:rPr>
+                  <m:t>i</m:t>
+                </m:r>
+              </m:sub>
+            </m:sSub>
+          </m:num>
+          <m:den>
+            <m:r>
+              <w:rPr>
+                <w:rFonts w:ascii="Cambria Math"/>
+                <w:sz w:val="20"/>
+                <w:szCs w:val="20"/>
+              </w:rPr>
+              <m:t>∂</m:t>
+            </m:r>
+            <m:sSub>
+              <m:sSubPr>
+                <m:ctrlPr>
+                  <w:rPr>
+                    <w:rFonts w:ascii="Cambria Math"/>
+                    <w:i/>
+                    <w:sz w:val="20"/>
+                    <w:szCs w:val="20"/>
+                  </w:rPr>
+                </m:ctrlPr>
+              </m:sSubPr>
+              <m:e>
+                <m:r>
+                  <w:rPr>
+                    <w:rFonts w:ascii="Cambria Math"/>
+                    <w:sz w:val="20"/>
+                    <w:szCs w:val="20"/>
+                  </w:rPr>
+                  <m:t>x</m:t>
+                </m:r>
+              </m:e>
+              <m:sub>
+                <m:r>
+                  <w:rPr>
+                    <w:rFonts w:ascii="Cambria Math"/>
+                    <w:sz w:val="20"/>
+                    <w:szCs w:val="20"/>
+                  </w:rPr>
+                  <m:t>i</m:t>
+                </m:r>
+              </m:sub>
+            </m:sSub>
+          </m:den>
+        </m:f>
+        <m:r>
+          <w:rPr>
+            <w:rFonts w:ascii="Cambria Math"/>
+            <w:sz w:val="20"/>
+            <w:szCs w:val="20"/>
+          </w:rPr>
+          <m:t>=</m:t>
+        </m:r>
+        <m:sSub>
+          <m:sSubPr>
+            <m:ctrlPr>
+              <w:rPr>
+                <w:rFonts w:ascii="Cambria Math"/>
+                <w:i/>
+                <w:sz w:val="20"/>
+                <w:szCs w:val="20"/>
+              </w:rPr>
+            </m:ctrlPr>
+          </m:sSubPr>
+          <m:e>
+            <m:r>
+              <w:rPr>
+                <w:rFonts w:ascii="Cambria Math"/>
+                <w:sz w:val="20"/>
+                <w:szCs w:val="20"/>
+              </w:rPr>
+              <m:t>s</m:t>
+            </m:r>
+          </m:e>
+          <m:sub>
+            <m:r>
+              <w:rPr>
+                <w:rFonts w:ascii="Cambria Math"/>
+                <w:sz w:val="20"/>
+                <w:szCs w:val="20"/>
+              </w:rPr>
+              <m:t>i</m:t>
+            </m:r>
+          </m:sub>
+        </m:sSub>
+        <m:r>
+          <w:rPr>
+            <w:rFonts w:ascii="Cambria Math"/>
+            <w:sz w:val="20"/>
+            <w:szCs w:val="20"/>
+          </w:rPr>
+          <m:t>(1</m:t>
+        </m:r>
+        <m:r>
+          <w:rPr>
+            <w:rFonts w:ascii="Cambria Math"/>
+            <w:sz w:val="20"/>
+            <w:szCs w:val="20"/>
+          </w:rPr>
+          <m:t>-</m:t>
+        </m:r>
+        <m:sSub>
+          <m:sSubPr>
+            <m:ctrlPr>
+              <w:rPr>
+                <w:rFonts w:ascii="Cambria Math"/>
+                <w:i/>
+                <w:sz w:val="20"/>
+                <w:szCs w:val="20"/>
+              </w:rPr>
+            </m:ctrlPr>
+          </m:sSubPr>
+          <m:e>
+            <m:r>
+              <w:rPr>
+                <w:rFonts w:ascii="Cambria Math"/>
+                <w:sz w:val="20"/>
+                <w:szCs w:val="20"/>
+              </w:rPr>
+              <m:t>s</m:t>
+            </m:r>
+          </m:e>
+          <m:sub>
+            <m:r>
+              <w:rPr>
+                <w:rFonts w:ascii="Cambria Math"/>
+                <w:sz w:val="20"/>
+                <w:szCs w:val="20"/>
+              </w:rPr>
+              <m:t>i</m:t>
+            </m:r>
+          </m:sub>
+        </m:sSub>
+        <m:r>
+          <w:rPr>
+            <w:rFonts w:ascii="Cambria Math"/>
+            <w:sz w:val="20"/>
+            <w:szCs w:val="20"/>
+          </w:rPr>
+          <m:t>)</m:t>
+        </m:r>
+      </m:oMath>
+    </w:p>
+    <w:p>
+      <w:pPr>
+        <w:pStyle w:val="ListParagraph"/>
+        <w:numPr>
+          <w:ilvl w:val="1"/>
+          <w:numId w:val="2"/>
+        </w:numPr>
+        <w:rPr>
+          <w:sz w:val="20"/>
+          <w:szCs w:val="20"/>
+          <w:lang w:val="en-US"/>
+        </w:rPr>
+      </w:pPr>
+      <w:r>
+        <w:rPr>
+          <w:rFonts w:ascii="Cambria Math"/>
+          <w:i/>
+          <w:sz w:val="20"/>
+          <w:szCs w:val="20"/>
+        </w:rPr>
+        <w:t xml:space="preserve">Case 2: When </w:t>
+      </w:r>
+      <m:oMath>
+        <m:r>
+          <w:rPr>
+            <w:rFonts w:ascii="Cambria Math"/>
+            <w:sz w:val="20"/>
+            <w:szCs w:val="20"/>
+          </w:rPr>
+          <m:t>i</m:t>
+        </m:r>
+        <m:r>
+          <w:rPr>
+            <w:rFonts w:ascii="Cambria Math"/>
+            <w:sz w:val="20"/>
+            <w:szCs w:val="20"/>
+          </w:rPr>
+          <m:t>≠</m:t>
+        </m:r>
+        <m:r>
+          <w:rPr>
+            <w:rFonts w:ascii="Cambria Math"/>
+            <w:sz w:val="20"/>
+            <w:szCs w:val="20"/>
+          </w:rPr>
+          <m:t xml:space="preserve">j             </m:t>
+        </m:r>
+        <m:f>
+          <m:fPr>
+            <m:ctrlPr>
+              <w:rPr>
+                <w:rFonts w:ascii="Cambria Math"/>
+                <w:i/>
+                <w:sz w:val="20"/>
+                <w:szCs w:val="20"/>
+              </w:rPr>
+            </m:ctrlPr>
+          </m:fPr>
+          <m:num>
+            <m:r>
+              <w:rPr>
+                <w:rFonts w:ascii="Cambria Math"/>
+                <w:sz w:val="20"/>
+                <w:szCs w:val="20"/>
+              </w:rPr>
+              <m:t>∂</m:t>
+            </m:r>
+            <m:sSub>
+              <m:sSubPr>
+                <m:ctrlPr>
+                  <w:rPr>
+                    <w:rFonts w:ascii="Cambria Math"/>
+                    <w:i/>
+                    <w:sz w:val="20"/>
+                    <w:szCs w:val="20"/>
+                  </w:rPr>
+                </m:ctrlPr>
+              </m:sSubPr>
+              <m:e>
+                <m:r>
+                  <w:rPr>
+                    <w:rFonts w:ascii="Cambria Math"/>
+                    <w:sz w:val="20"/>
+                    <w:szCs w:val="20"/>
+                  </w:rPr>
+                  <m:t>s</m:t>
+                </m:r>
+              </m:e>
+              <m:sub>
+                <m:r>
+                  <w:rPr>
+                    <w:rFonts w:ascii="Cambria Math"/>
+                    <w:sz w:val="20"/>
+                    <w:szCs w:val="20"/>
+                  </w:rPr>
+                  <m:t>i</m:t>
+                </m:r>
+              </m:sub>
+            </m:sSub>
+          </m:num>
+          <m:den>
+            <m:r>
+              <w:rPr>
+                <w:rFonts w:ascii="Cambria Math"/>
+                <w:sz w:val="20"/>
+                <w:szCs w:val="20"/>
+              </w:rPr>
+              <m:t>∂</m:t>
+            </m:r>
+            <m:sSub>
+              <m:sSubPr>
+                <m:ctrlPr>
+                  <w:rPr>
+                    <w:rFonts w:ascii="Cambria Math"/>
+                    <w:i/>
+                    <w:sz w:val="20"/>
+                    <w:szCs w:val="20"/>
+                  </w:rPr>
+                </m:ctrlPr>
+              </m:sSubPr>
+              <m:e>
+                <m:r>
+                  <w:rPr>
+                    <w:rFonts w:ascii="Cambria Math"/>
+                    <w:sz w:val="20"/>
+                    <w:szCs w:val="20"/>
+                  </w:rPr>
+                  <m:t>x</m:t>
+                </m:r>
+              </m:e>
+              <m:sub>
+                <m:r>
+                  <w:rPr>
+                    <w:rFonts w:ascii="Cambria Math"/>
+                    <w:sz w:val="20"/>
+                    <w:szCs w:val="20"/>
+                  </w:rPr>
+                  <m:t>j</m:t>
+                </m:r>
+              </m:sub>
+            </m:sSub>
+          </m:den>
+        </m:f>
+        <m:r>
+          <w:rPr>
+            <w:rFonts w:ascii="Cambria Math"/>
+            <w:sz w:val="20"/>
+            <w:szCs w:val="20"/>
+          </w:rPr>
+          <m:t>=</m:t>
+        </m:r>
+        <m:r>
+          <w:rPr>
+            <w:rFonts w:ascii="Cambria Math"/>
+            <w:sz w:val="20"/>
+            <w:szCs w:val="20"/>
+          </w:rPr>
+          <m:t>-</m:t>
+        </m:r>
+        <m:sSub>
+          <m:sSubPr>
+            <m:ctrlPr>
+              <w:rPr>
+                <w:rFonts w:ascii="Cambria Math"/>
+                <w:i/>
+                <w:sz w:val="20"/>
+                <w:szCs w:val="20"/>
+              </w:rPr>
+            </m:ctrlPr>
+          </m:sSubPr>
+          <m:e>
+            <m:r>
+              <w:rPr>
+                <w:rFonts w:ascii="Cambria Math"/>
+                <w:sz w:val="20"/>
+                <w:szCs w:val="20"/>
+              </w:rPr>
+              <m:t>s</m:t>
+            </m:r>
+          </m:e>
+          <m:sub>
+            <m:r>
+              <w:rPr>
+                <w:rFonts w:ascii="Cambria Math"/>
+                <w:sz w:val="20"/>
+                <w:szCs w:val="20"/>
+              </w:rPr>
+              <m:t>i</m:t>
+            </m:r>
+          </m:sub>
+        </m:sSub>
+        <m:sSub>
+          <m:sSubPr>
+            <m:ctrlPr>
+              <w:rPr>
+                <w:rFonts w:ascii="Cambria Math"/>
+                <w:i/>
+                <w:sz w:val="20"/>
+                <w:szCs w:val="20"/>
+              </w:rPr>
+            </m:ctrlPr>
+          </m:sSubPr>
+          <m:e>
+            <m:r>
+              <w:rPr>
+                <w:rFonts w:ascii="Cambria Math"/>
+                <w:sz w:val="20"/>
+                <w:szCs w:val="20"/>
+              </w:rPr>
+              <m:t>s</m:t>
+            </m:r>
+          </m:e>
+          <m:sub>
+            <m:r>
+              <w:rPr>
+                <w:rFonts w:ascii="Cambria Math"/>
+                <w:sz w:val="20"/>
+                <w:szCs w:val="20"/>
+              </w:rPr>
+              <m:t>j</m:t>
+            </m:r>
+          </m:sub>
+        </m:sSub>
+      </m:oMath>
+    </w:p>
+    <w:p>
+      <w:pPr>
+        <w:pStyle w:val="ListParagraph"/>
+        <w:numPr>
+          <w:ilvl w:val="0"/>
+          <w:numId w:val="2"/>
+        </w:numPr>
+        <w:rPr>
+          <w:lang w:val="en-US"/>
+        </w:rPr>
+      </w:pPr>
       <w:proofErr w:type="spellStart"/>
       <w:r>
         <w:rPr>
@@ -2223,8 +3751,8 @@
       </w:tblPr>
       <w:tblGrid>
         <w:gridCol w:w="1838"/>
-        <w:gridCol w:w="3258"/>
-        <w:gridCol w:w="2549"/>
+        <w:gridCol w:w="2552"/>
+        <w:gridCol w:w="3255"/>
         <w:gridCol w:w="2549"/>
       </w:tblGrid>
       <w:tr>
@@ -2237,6 +3765,8 @@
               <w:rPr>
                 <w:b/>
                 <w:bCs/>
+                <w:sz w:val="20"/>
+                <w:szCs w:val="20"/>
                 <w:lang w:val="en-US"/>
               </w:rPr>
             </w:pPr>
@@ -2244,6 +3774,8 @@
               <w:rPr>
                 <w:b/>
                 <w:bCs/>
+                <w:sz w:val="20"/>
+                <w:szCs w:val="20"/>
               </w:rPr>
               <w:t>Feature</w:t>
             </w:r>
@@ -2251,13 +3783,15 @@
         </w:tc>
         <w:tc>
           <w:tcPr>
-            <w:tcW w:w="3258" w:type="dxa"/>
+            <w:tcW w:w="2552" w:type="dxa"/>
           </w:tcPr>
           <w:p>
             <w:pPr>
               <w:rPr>
                 <w:b/>
                 <w:bCs/>
+                <w:sz w:val="20"/>
+                <w:szCs w:val="20"/>
                 <w:lang w:val="en-US"/>
               </w:rPr>
             </w:pPr>
@@ -2266,6 +3800,8 @@
               <w:rPr>
                 <w:b/>
                 <w:bCs/>
+                <w:sz w:val="20"/>
+                <w:szCs w:val="20"/>
               </w:rPr>
               <w:t>ReLU</w:t>
             </w:r>
@@ -2274,13 +3810,15 @@
         </w:tc>
         <w:tc>
           <w:tcPr>
-            <w:tcW w:w="2549" w:type="dxa"/>
+            <w:tcW w:w="3255" w:type="dxa"/>
           </w:tcPr>
           <w:p>
             <w:pPr>
               <w:rPr>
                 <w:b/>
                 <w:bCs/>
+                <w:sz w:val="20"/>
+                <w:szCs w:val="20"/>
                 <w:lang w:val="en-US"/>
               </w:rPr>
             </w:pPr>
@@ -2288,6 +3826,8 @@
               <w:rPr>
                 <w:b/>
                 <w:bCs/>
+                <w:sz w:val="20"/>
+                <w:szCs w:val="20"/>
               </w:rPr>
               <w:t>Sigmoid</w:t>
             </w:r>
@@ -2302,6 +3842,8 @@
               <w:rPr>
                 <w:b/>
                 <w:bCs/>
+                <w:sz w:val="20"/>
+                <w:szCs w:val="20"/>
                 <w:lang w:val="en-US"/>
               </w:rPr>
             </w:pPr>
@@ -2310,6 +3852,8 @@
               <w:rPr>
                 <w:b/>
                 <w:bCs/>
+                <w:sz w:val="20"/>
+                <w:szCs w:val="20"/>
               </w:rPr>
               <w:t>Softmax</w:t>
             </w:r>
@@ -2327,6 +3871,8 @@
               <w:rPr>
                 <w:b/>
                 <w:bCs/>
+                <w:sz w:val="20"/>
+                <w:szCs w:val="20"/>
                 <w:lang w:val="en-US"/>
               </w:rPr>
             </w:pPr>
@@ -2334,6 +3880,8 @@
               <w:rPr>
                 <w:b/>
                 <w:bCs/>
+                <w:sz w:val="20"/>
+                <w:szCs w:val="20"/>
               </w:rPr>
               <w:t>Output range</w:t>
             </w:r>
@@ -2341,30 +3889,42 @@
         </w:tc>
         <w:tc>
           <w:tcPr>
-            <w:tcW w:w="3258" w:type="dxa"/>
+            <w:tcW w:w="2552" w:type="dxa"/>
           </w:tcPr>
           <w:p>
             <w:pPr>
               <w:rPr>
+                <w:sz w:val="20"/>
+                <w:szCs w:val="20"/>
                 <w:lang w:val="en-US"/>
               </w:rPr>
             </w:pPr>
             <w:r>
+              <w:rPr>
+                <w:sz w:val="20"/>
+                <w:szCs w:val="20"/>
+              </w:rPr>
               <w:t>[0, ∞)</w:t>
             </w:r>
           </w:p>
         </w:tc>
         <w:tc>
           <w:tcPr>
-            <w:tcW w:w="2549" w:type="dxa"/>
+            <w:tcW w:w="3255" w:type="dxa"/>
           </w:tcPr>
           <w:p>
             <w:pPr>
               <w:rPr>
+                <w:sz w:val="20"/>
+                <w:szCs w:val="20"/>
                 <w:lang w:val="en-US"/>
               </w:rPr>
             </w:pPr>
             <w:r>
+              <w:rPr>
+                <w:sz w:val="20"/>
+                <w:szCs w:val="20"/>
+              </w:rPr>
               <w:t>(0, 1)</w:t>
             </w:r>
           </w:p>
@@ -2376,10 +3936,16 @@
           <w:p>
             <w:pPr>
               <w:rPr>
+                <w:sz w:val="20"/>
+                <w:szCs w:val="20"/>
                 <w:lang w:val="en-US"/>
               </w:rPr>
             </w:pPr>
             <w:r>
+              <w:rPr>
+                <w:sz w:val="20"/>
+                <w:szCs w:val="20"/>
+              </w:rPr>
               <w:t>(0, 1), sum = 1</w:t>
             </w:r>
           </w:p>
@@ -2395,6 +3961,8 @@
               <w:rPr>
                 <w:b/>
                 <w:bCs/>
+                <w:sz w:val="20"/>
+                <w:szCs w:val="20"/>
                 <w:lang w:val="en-US"/>
               </w:rPr>
             </w:pPr>
@@ -2402,6 +3970,8 @@
               <w:rPr>
                 <w:b/>
                 <w:bCs/>
+                <w:sz w:val="20"/>
+                <w:szCs w:val="20"/>
               </w:rPr>
               <w:t>Use</w:t>
             </w:r>
@@ -2409,30 +3979,42 @@
         </w:tc>
         <w:tc>
           <w:tcPr>
-            <w:tcW w:w="3258" w:type="dxa"/>
+            <w:tcW w:w="2552" w:type="dxa"/>
           </w:tcPr>
           <w:p>
             <w:pPr>
               <w:rPr>
+                <w:sz w:val="20"/>
+                <w:szCs w:val="20"/>
                 <w:lang w:val="en-US"/>
               </w:rPr>
             </w:pPr>
             <w:r>
+              <w:rPr>
+                <w:sz w:val="20"/>
+                <w:szCs w:val="20"/>
+              </w:rPr>
               <w:t>Hidden layers</w:t>
             </w:r>
           </w:p>
         </w:tc>
         <w:tc>
           <w:tcPr>
-            <w:tcW w:w="2549" w:type="dxa"/>
+            <w:tcW w:w="3255" w:type="dxa"/>
           </w:tcPr>
           <w:p>
             <w:pPr>
               <w:rPr>
+                <w:sz w:val="20"/>
+                <w:szCs w:val="20"/>
                 <w:lang w:val="en-US"/>
               </w:rPr>
             </w:pPr>
             <w:r>
+              <w:rPr>
+                <w:sz w:val="20"/>
+                <w:szCs w:val="20"/>
+              </w:rPr>
               <w:t>Binary output</w:t>
             </w:r>
           </w:p>
@@ -2444,10 +4026,16 @@
           <w:p>
             <w:pPr>
               <w:rPr>
+                <w:sz w:val="20"/>
+                <w:szCs w:val="20"/>
                 <w:lang w:val="en-US"/>
               </w:rPr>
             </w:pPr>
             <w:r>
+              <w:rPr>
+                <w:sz w:val="20"/>
+                <w:szCs w:val="20"/>
+              </w:rPr>
               <w:t>Multi-class output</w:t>
             </w:r>
           </w:p>
@@ -2463,6 +4051,8 @@
               <w:rPr>
                 <w:b/>
                 <w:bCs/>
+                <w:sz w:val="20"/>
+                <w:szCs w:val="20"/>
                 <w:lang w:val="en-US"/>
               </w:rPr>
             </w:pPr>
@@ -2470,6 +4060,8 @@
               <w:rPr>
                 <w:b/>
                 <w:bCs/>
+                <w:sz w:val="20"/>
+                <w:szCs w:val="20"/>
               </w:rPr>
               <w:t>Gradient issue</w:t>
             </w:r>
@@ -2477,30 +4069,42 @@
         </w:tc>
         <w:tc>
           <w:tcPr>
-            <w:tcW w:w="3258" w:type="dxa"/>
+            <w:tcW w:w="2552" w:type="dxa"/>
           </w:tcPr>
           <w:p>
             <w:pPr>
               <w:rPr>
+                <w:sz w:val="20"/>
+                <w:szCs w:val="20"/>
                 <w:lang w:val="en-US"/>
               </w:rPr>
             </w:pPr>
             <w:r>
+              <w:rPr>
+                <w:sz w:val="20"/>
+                <w:szCs w:val="20"/>
+              </w:rPr>
               <w:t>Mostly avoids vanishing</w:t>
             </w:r>
           </w:p>
         </w:tc>
         <w:tc>
           <w:tcPr>
-            <w:tcW w:w="2549" w:type="dxa"/>
+            <w:tcW w:w="3255" w:type="dxa"/>
           </w:tcPr>
           <w:p>
             <w:pPr>
               <w:rPr>
+                <w:sz w:val="20"/>
+                <w:szCs w:val="20"/>
                 <w:lang w:val="en-US"/>
               </w:rPr>
             </w:pPr>
             <w:r>
+              <w:rPr>
+                <w:sz w:val="20"/>
+                <w:szCs w:val="20"/>
+              </w:rPr>
               <w:t>Suffers from it</w:t>
             </w:r>
           </w:p>
@@ -2512,10 +4116,16 @@
           <w:p>
             <w:pPr>
               <w:rPr>
+                <w:sz w:val="20"/>
+                <w:szCs w:val="20"/>
                 <w:lang w:val="en-US"/>
               </w:rPr>
             </w:pPr>
             <w:r>
+              <w:rPr>
+                <w:sz w:val="20"/>
+                <w:szCs w:val="20"/>
+              </w:rPr>
               <w:t>Depends on context</w:t>
             </w:r>
           </w:p>
@@ -2534,6 +4144,8 @@
               <w:rPr>
                 <w:b/>
                 <w:bCs/>
+                <w:sz w:val="20"/>
+                <w:szCs w:val="20"/>
                 <w:lang w:val="en-US"/>
               </w:rPr>
             </w:pPr>
@@ -2541,6 +4153,8 @@
               <w:rPr>
                 <w:b/>
                 <w:bCs/>
+                <w:sz w:val="20"/>
+                <w:szCs w:val="20"/>
               </w:rPr>
               <w:t>Interpretation</w:t>
             </w:r>
@@ -2548,30 +4162,42 @@
         </w:tc>
         <w:tc>
           <w:tcPr>
-            <w:tcW w:w="3258" w:type="dxa"/>
+            <w:tcW w:w="2552" w:type="dxa"/>
           </w:tcPr>
           <w:p>
             <w:pPr>
               <w:rPr>
+                <w:sz w:val="20"/>
+                <w:szCs w:val="20"/>
                 <w:lang w:val="en-US"/>
               </w:rPr>
             </w:pPr>
             <w:r>
+              <w:rPr>
+                <w:sz w:val="20"/>
+                <w:szCs w:val="20"/>
+              </w:rPr>
               <w:t>Feature activation</w:t>
             </w:r>
           </w:p>
         </w:tc>
         <w:tc>
           <w:tcPr>
-            <w:tcW w:w="2549" w:type="dxa"/>
+            <w:tcW w:w="3255" w:type="dxa"/>
           </w:tcPr>
           <w:p>
             <w:pPr>
               <w:rPr>
+                <w:sz w:val="20"/>
+                <w:szCs w:val="20"/>
                 <w:lang w:val="en-US"/>
               </w:rPr>
             </w:pPr>
             <w:r>
+              <w:rPr>
+                <w:sz w:val="20"/>
+                <w:szCs w:val="20"/>
+              </w:rPr>
               <w:t>Probability</w:t>
             </w:r>
           </w:p>
@@ -2583,10 +4209,16 @@
           <w:p>
             <w:pPr>
               <w:rPr>
+                <w:sz w:val="20"/>
+                <w:szCs w:val="20"/>
                 <w:lang w:val="en-US"/>
               </w:rPr>
             </w:pPr>
             <w:r>
+              <w:rPr>
+                <w:sz w:val="20"/>
+                <w:szCs w:val="20"/>
+              </w:rPr>
               <w:t>Probability distribution</w:t>
             </w:r>
           </w:p>
@@ -2602,16 +4234,16 @@
               <w:rPr>
                 <w:b/>
                 <w:bCs/>
-                <w:sz w:val="18"/>
-                <w:szCs w:val="18"/>
+                <w:sz w:val="20"/>
+                <w:szCs w:val="20"/>
               </w:rPr>
             </w:pPr>
             <w:r>
               <w:rPr>
                 <w:b/>
                 <w:bCs/>
-                <w:sz w:val="18"/>
-                <w:szCs w:val="18"/>
+                <w:sz w:val="20"/>
+                <w:szCs w:val="20"/>
               </w:rPr>
               <w:t>Downsides</w:t>
             </w:r>
@@ -2619,7 +4251,7 @@
         </w:tc>
         <w:tc>
           <w:tcPr>
-            <w:tcW w:w="3258" w:type="dxa"/>
+            <w:tcW w:w="2552" w:type="dxa"/>
           </w:tcPr>
           <w:p>
             <w:pPr>
@@ -2668,7 +4300,7 @@
         </w:tc>
         <w:tc>
           <w:tcPr>
-            <w:tcW w:w="2549" w:type="dxa"/>
+            <w:tcW w:w="3255" w:type="dxa"/>
           </w:tcPr>
           <w:p>
             <w:pPr>
@@ -2729,14 +4361,16 @@
               <w:rPr>
                 <w:b/>
                 <w:bCs/>
+                <w:sz w:val="20"/>
+                <w:szCs w:val="20"/>
               </w:rPr>
             </w:pPr>
             <w:r>
               <w:rPr>
                 <w:b/>
                 <w:bCs/>
-                <w:sz w:val="18"/>
-                <w:szCs w:val="18"/>
+                <w:sz w:val="20"/>
+                <w:szCs w:val="20"/>
               </w:rPr>
               <w:t>Overconfidence in Predictions</w:t>
             </w:r>
@@ -2744,13 +4378,6 @@
         </w:tc>
       </w:tr>
     </w:tbl>
-    <w:p>
-      <w:pPr>
-        <w:rPr>
-          <w:lang w:val="en-US"/>
-        </w:rPr>
-      </w:pPr>
-    </w:p>
     <w:p>
       <w:pPr>
         <w:spacing w:after="0"/>
